--- a/Dual Formulation/F. Dual Formulation.docx
+++ b/Dual Formulation/F. Dual Formulation.docx
@@ -4,20 +4,48 @@
   <w:body>
     <w:p>
       <w:pPr>
+        <w:pStyle w:val="ListParagraph"/>
+        <w:numPr>
+          <w:ilvl w:val="0"/>
+          <w:numId w:val="4"/>
+        </w:numPr>
+        <w:shd w:val="clear" w:color="auto" w:fill="FFFFFF"/>
+        <w:spacing w:after="0"/>
+        <w:rPr>
+          <w:rFonts w:ascii="Times New Roman" w:hAnsi="Times New Roman" w:cs="Times New Roman"/>
+          <w:b/>
+          <w:bCs/>
+          <w:sz w:val="28"/>
+          <w:szCs w:val="28"/>
+        </w:rPr>
+      </w:pPr>
+      <w:r>
+        <w:rPr>
+          <w:rFonts w:ascii="Times New Roman" w:hAnsi="Times New Roman" w:cs="Times New Roman"/>
+          <w:b/>
+          <w:bCs/>
+          <w:sz w:val="28"/>
+          <w:szCs w:val="28"/>
+        </w:rPr>
+        <w:t xml:space="preserve">Model Formulation </w:t>
+      </w:r>
+    </w:p>
+    <w:p>
+      <w:pPr>
         <w:pStyle w:val="NormalWeb"/>
         <w:shd w:val="clear" w:color="auto" w:fill="FFFFFF"/>
         <w:spacing w:before="0" w:beforeAutospacing="0" w:after="0" w:afterAutospacing="0"/>
         <w:rPr>
           <w:b/>
           <w:bCs/>
-          <w:color w:val="273540"/>
+          <w:color w:val="000000" w:themeColor="text1"/>
         </w:rPr>
       </w:pPr>
       <w:r>
         <w:rPr>
           <w:b/>
           <w:bCs/>
-          <w:color w:val="273540"/>
+          <w:color w:val="000000" w:themeColor="text1"/>
         </w:rPr>
         <w:t>Dimensions are the same for each problem</w:t>
       </w:r>
@@ -32,12 +60,12 @@
         <w:shd w:val="clear" w:color="auto" w:fill="FFFFFF"/>
         <w:spacing w:before="0" w:beforeAutospacing="0" w:after="0" w:afterAutospacing="0"/>
         <w:rPr>
-          <w:color w:val="273540"/>
-        </w:rPr>
-      </w:pPr>
-      <w:r>
-        <w:rPr>
-          <w:color w:val="273540"/>
+          <w:color w:val="000000" w:themeColor="text1"/>
+        </w:rPr>
+      </w:pPr>
+      <w:r>
+        <w:rPr>
+          <w:color w:val="000000" w:themeColor="text1"/>
         </w:rPr>
         <w:t xml:space="preserve">Time of Month, t, (June, July, August) </w:t>
       </w:r>
@@ -52,26 +80,26 @@
         <w:shd w:val="clear" w:color="auto" w:fill="FFFFFF"/>
         <w:spacing w:before="0" w:beforeAutospacing="0" w:after="0" w:afterAutospacing="0"/>
         <w:rPr>
-          <w:color w:val="273540"/>
-        </w:rPr>
-      </w:pPr>
-      <w:r>
-        <w:rPr>
-          <w:color w:val="273540"/>
+          <w:color w:val="000000" w:themeColor="text1"/>
+        </w:rPr>
+      </w:pPr>
+      <w:r>
+        <w:rPr>
+          <w:color w:val="000000" w:themeColor="text1"/>
         </w:rPr>
         <w:t xml:space="preserve">Crops, </w:t>
       </w:r>
       <w:proofErr w:type="spellStart"/>
       <w:r>
         <w:rPr>
-          <w:color w:val="273540"/>
+          <w:color w:val="000000" w:themeColor="text1"/>
         </w:rPr>
         <w:t>plnt</w:t>
       </w:r>
       <w:proofErr w:type="spellEnd"/>
       <w:r>
         <w:rPr>
-          <w:color w:val="273540"/>
+          <w:color w:val="000000" w:themeColor="text1"/>
         </w:rPr>
         <w:t>, (Hay, Grain)</w:t>
       </w:r>
@@ -83,7 +111,7 @@
         <w:spacing w:before="0" w:beforeAutospacing="0" w:after="0" w:afterAutospacing="0"/>
         <w:ind w:left="360"/>
         <w:rPr>
-          <w:color w:val="273540"/>
+          <w:color w:val="000000" w:themeColor="text1"/>
         </w:rPr>
       </w:pPr>
     </w:p>
@@ -95,14 +123,14 @@
         <w:rPr>
           <w:b/>
           <w:bCs/>
-          <w:color w:val="273540"/>
+          <w:color w:val="000000" w:themeColor="text1"/>
         </w:rPr>
       </w:pPr>
       <w:r>
         <w:rPr>
           <w:b/>
           <w:bCs/>
-          <w:color w:val="273540"/>
+          <w:color w:val="000000" w:themeColor="text1"/>
         </w:rPr>
         <w:t>Decision Variables</w:t>
       </w:r>
@@ -130,14 +158,14 @@
               <w:rPr>
                 <w:b/>
                 <w:bCs/>
-                <w:color w:val="273540"/>
+                <w:color w:val="000000" w:themeColor="text1"/>
               </w:rPr>
             </w:pPr>
             <w:r>
               <w:rPr>
                 <w:b/>
                 <w:bCs/>
-                <w:color w:val="273540"/>
+                <w:color w:val="000000" w:themeColor="text1"/>
               </w:rPr>
               <w:t>Primal</w:t>
             </w:r>
@@ -155,14 +183,14 @@
               <w:rPr>
                 <w:b/>
                 <w:bCs/>
-                <w:color w:val="273540"/>
+                <w:color w:val="000000" w:themeColor="text1"/>
               </w:rPr>
             </w:pPr>
             <w:r>
               <w:rPr>
                 <w:b/>
                 <w:bCs/>
-                <w:color w:val="273540"/>
+                <w:color w:val="000000" w:themeColor="text1"/>
               </w:rPr>
               <w:t>Dual</w:t>
             </w:r>
@@ -179,38 +207,38 @@
               <w:pStyle w:val="NormalWeb"/>
               <w:spacing w:before="0" w:beforeAutospacing="0" w:after="0" w:afterAutospacing="0"/>
               <w:rPr>
-                <w:color w:val="273540"/>
+                <w:color w:val="000000" w:themeColor="text1"/>
               </w:rPr>
             </w:pPr>
             <w:r>
               <w:rPr>
-                <w:color w:val="273540"/>
+                <w:color w:val="000000" w:themeColor="text1"/>
               </w:rPr>
               <w:t xml:space="preserve">The </w:t>
             </w:r>
             <w:r>
               <w:rPr>
-                <w:color w:val="273540"/>
+                <w:color w:val="000000" w:themeColor="text1"/>
               </w:rPr>
               <w:t>number</w:t>
             </w:r>
             <w:r>
               <w:rPr>
-                <w:color w:val="273540"/>
+                <w:color w:val="000000" w:themeColor="text1"/>
               </w:rPr>
               <w:t xml:space="preserve"> of crops to grow, X(</w:t>
             </w:r>
             <w:proofErr w:type="spellStart"/>
             <w:r>
               <w:rPr>
-                <w:color w:val="273540"/>
+                <w:color w:val="000000" w:themeColor="text1"/>
               </w:rPr>
               <w:t>plnt</w:t>
             </w:r>
             <w:proofErr w:type="spellEnd"/>
             <w:r>
               <w:rPr>
-                <w:color w:val="273540"/>
+                <w:color w:val="000000" w:themeColor="text1"/>
               </w:rPr>
               <w:t>), [acres]</w:t>
             </w:r>
@@ -225,19 +253,19 @@
               <w:pStyle w:val="NormalWeb"/>
               <w:spacing w:before="0" w:beforeAutospacing="0" w:after="0" w:afterAutospacing="0"/>
               <w:rPr>
-                <w:color w:val="273540"/>
+                <w:color w:val="000000" w:themeColor="text1"/>
               </w:rPr>
             </w:pPr>
             <w:proofErr w:type="spellStart"/>
             <w:r>
               <w:rPr>
-                <w:color w:val="273540"/>
+                <w:color w:val="000000" w:themeColor="text1"/>
               </w:rPr>
               <w:t>Y</w:t>
             </w:r>
             <w:r>
               <w:rPr>
-                <w:color w:val="273540"/>
+                <w:color w:val="000000" w:themeColor="text1"/>
                 <w:vertAlign w:val="subscript"/>
               </w:rPr>
               <w:t>land</w:t>
@@ -245,57 +273,57 @@
             <w:proofErr w:type="spellEnd"/>
             <w:r>
               <w:rPr>
-                <w:color w:val="273540"/>
+                <w:color w:val="000000" w:themeColor="text1"/>
               </w:rPr>
               <w:t>,</w:t>
             </w:r>
             <w:r>
               <w:rPr>
-                <w:color w:val="273540"/>
+                <w:color w:val="000000" w:themeColor="text1"/>
               </w:rPr>
               <w:t xml:space="preserve"> </w:t>
             </w:r>
             <w:proofErr w:type="gramStart"/>
             <w:r>
               <w:rPr>
-                <w:color w:val="273540"/>
+                <w:color w:val="000000" w:themeColor="text1"/>
               </w:rPr>
               <w:t>How</w:t>
             </w:r>
             <w:proofErr w:type="gramEnd"/>
             <w:r>
               <w:rPr>
-                <w:color w:val="273540"/>
+                <w:color w:val="000000" w:themeColor="text1"/>
               </w:rPr>
               <w:t xml:space="preserve"> many dollars</w:t>
             </w:r>
             <w:r>
               <w:rPr>
-                <w:color w:val="273540"/>
+                <w:color w:val="000000" w:themeColor="text1"/>
               </w:rPr>
               <w:t xml:space="preserve"> </w:t>
             </w:r>
             <w:r>
               <w:rPr>
-                <w:color w:val="273540"/>
+                <w:color w:val="000000" w:themeColor="text1"/>
               </w:rPr>
               <w:t>for each acre of</w:t>
             </w:r>
             <w:r>
               <w:rPr>
-                <w:color w:val="273540"/>
+                <w:color w:val="000000" w:themeColor="text1"/>
               </w:rPr>
               <w:t xml:space="preserve"> crops planted [</w:t>
             </w:r>
             <w:r>
               <w:rPr>
-                <w:color w:val="273540"/>
+                <w:color w:val="000000" w:themeColor="text1"/>
               </w:rPr>
               <w:t>$/</w:t>
             </w:r>
             <w:r>
               <w:rPr>
-                <w:color w:val="273540"/>
+                <w:color w:val="000000" w:themeColor="text1"/>
               </w:rPr>
               <w:t>acres]</w:t>
             </w:r>
@@ -312,7 +340,7 @@
               <w:pStyle w:val="NormalWeb"/>
               <w:spacing w:before="0" w:beforeAutospacing="0" w:after="0" w:afterAutospacing="0"/>
               <w:rPr>
-                <w:color w:val="273540"/>
+                <w:color w:val="000000" w:themeColor="text1"/>
               </w:rPr>
             </w:pPr>
           </w:p>
@@ -326,38 +354,38 @@
               <w:pStyle w:val="NormalWeb"/>
               <w:spacing w:before="0" w:beforeAutospacing="0" w:after="0" w:afterAutospacing="0"/>
               <w:rPr>
-                <w:color w:val="273540"/>
+                <w:color w:val="000000" w:themeColor="text1"/>
               </w:rPr>
             </w:pPr>
             <w:r>
               <w:rPr>
-                <w:color w:val="273540"/>
+                <w:color w:val="000000" w:themeColor="text1"/>
               </w:rPr>
               <w:t>Y(t)</w:t>
             </w:r>
             <w:r>
               <w:rPr>
-                <w:color w:val="273540"/>
+                <w:color w:val="000000" w:themeColor="text1"/>
               </w:rPr>
               <w:t xml:space="preserve"> How many </w:t>
             </w:r>
             <w:proofErr w:type="gramStart"/>
             <w:r>
               <w:rPr>
-                <w:color w:val="273540"/>
+                <w:color w:val="000000" w:themeColor="text1"/>
               </w:rPr>
               <w:t>do</w:t>
             </w:r>
             <w:r>
               <w:rPr>
-                <w:color w:val="273540"/>
+                <w:color w:val="000000" w:themeColor="text1"/>
               </w:rPr>
               <w:t>llar</w:t>
             </w:r>
             <w:proofErr w:type="gramEnd"/>
             <w:r>
               <w:rPr>
-                <w:color w:val="273540"/>
+                <w:color w:val="000000" w:themeColor="text1"/>
               </w:rPr>
               <w:t xml:space="preserve"> per ac-ft of water [$/ac-ft]</w:t>
             </w:r>
@@ -375,12 +403,12 @@
               <w:spacing w:before="0" w:beforeAutospacing="0" w:after="0" w:afterAutospacing="0"/>
               <w:jc w:val="center"/>
               <w:rPr>
-                <w:color w:val="273540"/>
+                <w:color w:val="000000" w:themeColor="text1"/>
               </w:rPr>
             </w:pPr>
             <w:r>
               <w:rPr>
-                <w:color w:val="273540"/>
+                <w:color w:val="000000" w:themeColor="text1"/>
               </w:rPr>
               <w:t>2 Variables total</w:t>
             </w:r>
@@ -396,12 +424,12 @@
               <w:spacing w:before="0" w:beforeAutospacing="0" w:after="0" w:afterAutospacing="0"/>
               <w:jc w:val="center"/>
               <w:rPr>
-                <w:color w:val="273540"/>
+                <w:color w:val="000000" w:themeColor="text1"/>
               </w:rPr>
             </w:pPr>
             <w:r>
               <w:rPr>
-                <w:color w:val="273540"/>
+                <w:color w:val="000000" w:themeColor="text1"/>
               </w:rPr>
               <w:t>4 Variables total</w:t>
             </w:r>
@@ -417,7 +445,7 @@
         <w:rPr>
           <w:b/>
           <w:bCs/>
-          <w:color w:val="273540"/>
+          <w:color w:val="000000" w:themeColor="text1"/>
         </w:rPr>
       </w:pPr>
     </w:p>
@@ -429,14 +457,14 @@
         <w:rPr>
           <w:b/>
           <w:bCs/>
-          <w:color w:val="273540"/>
+          <w:color w:val="000000" w:themeColor="text1"/>
         </w:rPr>
       </w:pPr>
       <w:r>
         <w:rPr>
           <w:b/>
           <w:bCs/>
-          <w:color w:val="273540"/>
+          <w:color w:val="000000" w:themeColor="text1"/>
         </w:rPr>
         <w:t>Objective Function</w:t>
       </w:r>
@@ -447,18 +475,28 @@
         <w:shd w:val="clear" w:color="auto" w:fill="FFFFFF"/>
         <w:spacing w:before="0" w:beforeAutospacing="0" w:after="0" w:afterAutospacing="0"/>
         <w:rPr>
-          <w:color w:val="273540"/>
-        </w:rPr>
-      </w:pPr>
-      <w:r>
-        <w:rPr>
-          <w:color w:val="273540"/>
+          <w:color w:val="000000" w:themeColor="text1"/>
+        </w:rPr>
+      </w:pPr>
+    </w:p>
+    <w:p>
+      <w:pPr>
+        <w:pStyle w:val="NormalWeb"/>
+        <w:shd w:val="clear" w:color="auto" w:fill="FFFFFF"/>
+        <w:spacing w:before="0" w:beforeAutospacing="0" w:after="0" w:afterAutospacing="0"/>
+        <w:rPr>
+          <w:color w:val="000000" w:themeColor="text1"/>
+        </w:rPr>
+      </w:pPr>
+      <w:r>
+        <w:rPr>
+          <w:color w:val="000000" w:themeColor="text1"/>
         </w:rPr>
         <w:t>Primal:</w:t>
       </w:r>
       <w:r>
         <w:rPr>
-          <w:color w:val="273540"/>
+          <w:color w:val="000000" w:themeColor="text1"/>
         </w:rPr>
         <w:t xml:space="preserve"> Maximize the amount of profit from the crops</w:t>
       </w:r>
@@ -470,7 +508,7 @@
         <w:spacing w:before="0" w:beforeAutospacing="0" w:after="0" w:afterAutospacing="0"/>
         <w:jc w:val="center"/>
         <w:rPr>
-          <w:color w:val="273540"/>
+          <w:color w:val="000000" w:themeColor="text1"/>
         </w:rPr>
       </w:pPr>
       <m:oMathPara>
@@ -478,7 +516,7 @@
           <m:r>
             <w:rPr>
               <w:rFonts w:ascii="Cambria Math" w:hAnsi="Cambria Math"/>
-              <w:color w:val="273540"/>
+              <w:color w:val="000000" w:themeColor="text1"/>
             </w:rPr>
             <m:t>Max</m:t>
           </m:r>
@@ -487,7 +525,7 @@
               <m:ctrlPr>
                 <w:rPr>
                   <w:rFonts w:ascii="Cambria Math" w:hAnsi="Cambria Math"/>
-                  <w:color w:val="273540"/>
+                  <w:color w:val="000000" w:themeColor="text1"/>
                 </w:rPr>
               </m:ctrlPr>
             </m:dPr>
@@ -495,7 +533,7 @@
               <m:r>
                 <w:rPr>
                   <w:rFonts w:ascii="Cambria Math" w:hAnsi="Cambria Math"/>
-                  <w:color w:val="273540"/>
+                  <w:color w:val="000000" w:themeColor="text1"/>
                 </w:rPr>
                 <m:t>Z</m:t>
               </m:r>
@@ -504,7 +542,7 @@
           <m:r>
             <w:rPr>
               <w:rFonts w:ascii="Cambria Math" w:hAnsi="Cambria Math"/>
-              <w:color w:val="273540"/>
+              <w:color w:val="000000" w:themeColor="text1"/>
             </w:rPr>
             <m:t>=100*X</m:t>
           </m:r>
@@ -513,7 +551,7 @@
               <m:ctrlPr>
                 <w:rPr>
                   <w:rFonts w:ascii="Cambria Math" w:hAnsi="Cambria Math"/>
-                  <w:color w:val="273540"/>
+                  <w:color w:val="000000" w:themeColor="text1"/>
                 </w:rPr>
               </m:ctrlPr>
             </m:dPr>
@@ -521,7 +559,7 @@
               <m:r>
                 <w:rPr>
                   <w:rFonts w:ascii="Cambria Math" w:hAnsi="Cambria Math"/>
-                  <w:color w:val="273540"/>
+                  <w:color w:val="000000" w:themeColor="text1"/>
                 </w:rPr>
                 <m:t>Hay,t</m:t>
               </m:r>
@@ -530,7 +568,7 @@
           <m:r>
             <w:rPr>
               <w:rFonts w:ascii="Cambria Math" w:hAnsi="Cambria Math"/>
-              <w:color w:val="273540"/>
+              <w:color w:val="000000" w:themeColor="text1"/>
             </w:rPr>
             <m:t>+120*X</m:t>
           </m:r>
@@ -539,7 +577,7 @@
               <m:ctrlPr>
                 <w:rPr>
                   <w:rFonts w:ascii="Cambria Math" w:hAnsi="Cambria Math"/>
-                  <w:color w:val="273540"/>
+                  <w:color w:val="000000" w:themeColor="text1"/>
                 </w:rPr>
               </m:ctrlPr>
             </m:dPr>
@@ -547,7 +585,7 @@
               <m:r>
                 <w:rPr>
                   <w:rFonts w:ascii="Cambria Math" w:hAnsi="Cambria Math"/>
-                  <w:color w:val="273540"/>
+                  <w:color w:val="000000" w:themeColor="text1"/>
                 </w:rPr>
                 <m:t>Grain,t</m:t>
               </m:r>
@@ -562,18 +600,18 @@
         <w:shd w:val="clear" w:color="auto" w:fill="FFFFFF"/>
         <w:spacing w:before="0" w:beforeAutospacing="0" w:after="0" w:afterAutospacing="0"/>
         <w:rPr>
-          <w:color w:val="273540"/>
-        </w:rPr>
-      </w:pPr>
-      <w:r>
-        <w:rPr>
-          <w:color w:val="273540"/>
+          <w:color w:val="000000" w:themeColor="text1"/>
+        </w:rPr>
+      </w:pPr>
+      <w:r>
+        <w:rPr>
+          <w:color w:val="000000" w:themeColor="text1"/>
         </w:rPr>
         <w:t>Dual:</w:t>
       </w:r>
       <w:r>
         <w:rPr>
-          <w:color w:val="273540"/>
+          <w:color w:val="000000" w:themeColor="text1"/>
         </w:rPr>
         <w:t xml:space="preserve"> Minimize profit based on resource limitations</w:t>
       </w:r>
@@ -584,7 +622,7 @@
         <w:shd w:val="clear" w:color="auto" w:fill="FFFFFF"/>
         <w:spacing w:before="0" w:beforeAutospacing="0" w:after="0" w:afterAutospacing="0"/>
         <w:rPr>
-          <w:color w:val="273540"/>
+          <w:color w:val="000000" w:themeColor="text1"/>
         </w:rPr>
       </w:pPr>
       <m:oMathPara>
@@ -592,7 +630,7 @@
           <m:r>
             <w:rPr>
               <w:rFonts w:ascii="Cambria Math" w:hAnsi="Cambria Math"/>
-              <w:color w:val="273540"/>
+              <w:color w:val="000000" w:themeColor="text1"/>
             </w:rPr>
             <m:t>Min</m:t>
           </m:r>
@@ -601,7 +639,7 @@
               <m:ctrlPr>
                 <w:rPr>
                   <w:rFonts w:ascii="Cambria Math" w:hAnsi="Cambria Math"/>
-                  <w:color w:val="273540"/>
+                  <w:color w:val="000000" w:themeColor="text1"/>
                 </w:rPr>
               </m:ctrlPr>
             </m:dPr>
@@ -609,7 +647,7 @@
               <m:r>
                 <w:rPr>
                   <w:rFonts w:ascii="Cambria Math" w:hAnsi="Cambria Math"/>
-                  <w:color w:val="273540"/>
+                  <w:color w:val="000000" w:themeColor="text1"/>
                 </w:rPr>
                 <m:t>Z'</m:t>
               </m:r>
@@ -618,7 +656,7 @@
           <m:r>
             <w:rPr>
               <w:rFonts w:ascii="Cambria Math" w:hAnsi="Cambria Math"/>
-              <w:color w:val="273540"/>
+              <w:color w:val="000000" w:themeColor="text1"/>
             </w:rPr>
             <m:t>=10000*</m:t>
           </m:r>
@@ -627,7 +665,7 @@
               <m:ctrlPr>
                 <w:rPr>
                   <w:rFonts w:ascii="Cambria Math" w:hAnsi="Cambria Math"/>
-                  <w:color w:val="273540"/>
+                  <w:color w:val="000000" w:themeColor="text1"/>
                 </w:rPr>
               </m:ctrlPr>
             </m:sSubPr>
@@ -635,7 +673,7 @@
               <m:r>
                 <w:rPr>
                   <w:rFonts w:ascii="Cambria Math" w:hAnsi="Cambria Math"/>
-                  <w:color w:val="273540"/>
+                  <w:color w:val="000000" w:themeColor="text1"/>
                 </w:rPr>
                 <m:t>Y</m:t>
               </m:r>
@@ -644,7 +682,7 @@
               <m:r>
                 <w:rPr>
                   <w:rFonts w:ascii="Cambria Math" w:hAnsi="Cambria Math"/>
-                  <w:color w:val="273540"/>
+                  <w:color w:val="000000" w:themeColor="text1"/>
                 </w:rPr>
                 <m:t>land</m:t>
               </m:r>
@@ -653,7 +691,7 @@
           <m:r>
             <w:rPr>
               <w:rFonts w:ascii="Cambria Math" w:hAnsi="Cambria Math"/>
-              <w:color w:val="273540"/>
+              <w:color w:val="000000" w:themeColor="text1"/>
             </w:rPr>
             <m:t>+Y</m:t>
           </m:r>
@@ -662,7 +700,7 @@
               <m:ctrlPr>
                 <w:rPr>
                   <w:rFonts w:ascii="Cambria Math" w:hAnsi="Cambria Math"/>
-                  <w:color w:val="273540"/>
+                  <w:color w:val="000000" w:themeColor="text1"/>
                 </w:rPr>
               </m:ctrlPr>
             </m:dPr>
@@ -670,7 +708,7 @@
               <m:r>
                 <w:rPr>
                   <w:rFonts w:ascii="Cambria Math" w:hAnsi="Cambria Math"/>
-                  <w:color w:val="273540"/>
+                  <w:color w:val="000000" w:themeColor="text1"/>
                 </w:rPr>
                 <m:t>t</m:t>
               </m:r>
@@ -679,7 +717,7 @@
           <m:r>
             <w:rPr>
               <w:rFonts w:ascii="Cambria Math" w:hAnsi="Cambria Math"/>
-              <w:color w:val="273540"/>
+              <w:color w:val="000000" w:themeColor="text1"/>
             </w:rPr>
             <m:t>*irrigation</m:t>
           </m:r>
@@ -688,7 +726,7 @@
               <m:ctrlPr>
                 <w:rPr>
                   <w:rFonts w:ascii="Cambria Math" w:hAnsi="Cambria Math"/>
-                  <w:color w:val="273540"/>
+                  <w:color w:val="000000" w:themeColor="text1"/>
                 </w:rPr>
               </m:ctrlPr>
             </m:dPr>
@@ -696,7 +734,7 @@
               <m:r>
                 <w:rPr>
                   <w:rFonts w:ascii="Cambria Math" w:hAnsi="Cambria Math"/>
-                  <w:color w:val="273540"/>
+                  <w:color w:val="000000" w:themeColor="text1"/>
                 </w:rPr>
                 <m:t>t</m:t>
               </m:r>
@@ -713,7 +751,7 @@
         <w:rPr>
           <w:b/>
           <w:bCs/>
-          <w:color w:val="273540"/>
+          <w:color w:val="000000" w:themeColor="text1"/>
         </w:rPr>
       </w:pPr>
     </w:p>
@@ -725,14 +763,14 @@
         <w:rPr>
           <w:b/>
           <w:bCs/>
-          <w:color w:val="273540"/>
+          <w:color w:val="000000" w:themeColor="text1"/>
         </w:rPr>
       </w:pPr>
       <w:r>
         <w:rPr>
           <w:b/>
           <w:bCs/>
-          <w:color w:val="273540"/>
+          <w:color w:val="000000" w:themeColor="text1"/>
         </w:rPr>
         <w:t>Constrain</w:t>
       </w:r>
@@ -740,7 +778,7 @@
         <w:rPr>
           <w:b/>
           <w:bCs/>
-          <w:color w:val="273540"/>
+          <w:color w:val="000000" w:themeColor="text1"/>
         </w:rPr>
         <w:t>ts</w:t>
       </w:r>
@@ -768,14 +806,14 @@
               <w:rPr>
                 <w:b/>
                 <w:bCs/>
-                <w:color w:val="273540"/>
+                <w:color w:val="000000" w:themeColor="text1"/>
               </w:rPr>
             </w:pPr>
             <w:r>
               <w:rPr>
                 <w:b/>
                 <w:bCs/>
-                <w:color w:val="273540"/>
+                <w:color w:val="000000" w:themeColor="text1"/>
               </w:rPr>
               <w:t>Primal</w:t>
             </w:r>
@@ -793,14 +831,14 @@
               <w:rPr>
                 <w:b/>
                 <w:bCs/>
-                <w:color w:val="273540"/>
+                <w:color w:val="000000" w:themeColor="text1"/>
               </w:rPr>
             </w:pPr>
             <w:r>
               <w:rPr>
                 <w:b/>
                 <w:bCs/>
-                <w:color w:val="273540"/>
+                <w:color w:val="000000" w:themeColor="text1"/>
               </w:rPr>
               <w:t>Dual</w:t>
             </w:r>
@@ -818,7 +856,7 @@
               <w:spacing w:before="0" w:beforeAutospacing="0" w:after="0" w:afterAutospacing="0"/>
               <w:rPr>
                 <w:rFonts w:eastAsiaTheme="minorEastAsia"/>
-                <w:color w:val="273540"/>
+                <w:color w:val="000000" w:themeColor="text1"/>
               </w:rPr>
             </w:pPr>
             <m:oMathPara>
@@ -829,14 +867,14 @@
                   </m:rPr>
                   <w:rPr>
                     <w:rFonts w:ascii="Cambria Math" w:hAnsi="Cambria Math"/>
-                    <w:color w:val="273540"/>
+                    <w:color w:val="000000" w:themeColor="text1"/>
                   </w:rPr>
                   <m:t>Σ</m:t>
                 </m:r>
                 <m:r>
                   <w:rPr>
                     <w:rFonts w:ascii="Cambria Math" w:hAnsi="Cambria Math"/>
-                    <w:color w:val="273540"/>
+                    <w:color w:val="000000" w:themeColor="text1"/>
                   </w:rPr>
                   <m:t>X</m:t>
                 </m:r>
@@ -845,7 +883,7 @@
                     <m:ctrlPr>
                       <w:rPr>
                         <w:rFonts w:ascii="Cambria Math" w:hAnsi="Cambria Math"/>
-                        <w:color w:val="273540"/>
+                        <w:color w:val="000000" w:themeColor="text1"/>
                       </w:rPr>
                     </m:ctrlPr>
                   </m:dPr>
@@ -853,7 +891,7 @@
                     <m:r>
                       <w:rPr>
                         <w:rFonts w:ascii="Cambria Math" w:hAnsi="Cambria Math"/>
-                        <w:color w:val="273540"/>
+                        <w:color w:val="000000" w:themeColor="text1"/>
                       </w:rPr>
                       <m:t>plnt</m:t>
                     </m:r>
@@ -862,7 +900,7 @@
                 <m:r>
                   <w:rPr>
                     <w:rFonts w:ascii="Cambria Math" w:hAnsi="Cambria Math"/>
-                    <w:color w:val="273540"/>
+                    <w:color w:val="000000" w:themeColor="text1"/>
                   </w:rPr>
                   <m:t>&lt;=10000</m:t>
                 </m:r>
@@ -875,27 +913,27 @@
               <w:spacing w:before="0" w:beforeAutospacing="0" w:after="0" w:afterAutospacing="0"/>
               <w:rPr>
                 <w:rFonts w:eastAsiaTheme="minorEastAsia"/>
-                <w:color w:val="273540"/>
+                <w:color w:val="000000" w:themeColor="text1"/>
               </w:rPr>
             </w:pPr>
             <w:r>
               <w:rPr>
                 <w:rFonts w:eastAsiaTheme="minorEastAsia"/>
-                <w:color w:val="273540"/>
+                <w:color w:val="000000" w:themeColor="text1"/>
               </w:rPr>
               <w:t xml:space="preserve">The total </w:t>
             </w:r>
             <w:r>
               <w:rPr>
                 <w:rFonts w:eastAsiaTheme="minorEastAsia"/>
-                <w:color w:val="273540"/>
+                <w:color w:val="000000" w:themeColor="text1"/>
               </w:rPr>
               <w:t>crops</w:t>
             </w:r>
             <w:r>
               <w:rPr>
                 <w:rFonts w:eastAsiaTheme="minorEastAsia"/>
-                <w:color w:val="273540"/>
+                <w:color w:val="000000" w:themeColor="text1"/>
               </w:rPr>
               <w:t xml:space="preserve"> </w:t>
             </w:r>
@@ -903,7 +941,7 @@
             <w:r>
               <w:rPr>
                 <w:rFonts w:eastAsiaTheme="minorEastAsia"/>
-                <w:color w:val="273540"/>
+                <w:color w:val="000000" w:themeColor="text1"/>
               </w:rPr>
               <w:t>has</w:t>
             </w:r>
@@ -911,21 +949,21 @@
             <w:r>
               <w:rPr>
                 <w:rFonts w:eastAsiaTheme="minorEastAsia"/>
-                <w:color w:val="273540"/>
+                <w:color w:val="000000" w:themeColor="text1"/>
               </w:rPr>
               <w:t xml:space="preserve"> to be less than</w:t>
             </w:r>
             <w:r>
               <w:rPr>
                 <w:rFonts w:eastAsiaTheme="minorEastAsia"/>
-                <w:color w:val="273540"/>
+                <w:color w:val="000000" w:themeColor="text1"/>
               </w:rPr>
               <w:t xml:space="preserve"> or equal</w:t>
             </w:r>
             <w:r>
               <w:rPr>
                 <w:rFonts w:eastAsiaTheme="minorEastAsia"/>
-                <w:color w:val="273540"/>
+                <w:color w:val="000000" w:themeColor="text1"/>
               </w:rPr>
               <w:t xml:space="preserve"> 10,000 acres</w:t>
             </w:r>
@@ -940,25 +978,25 @@
               <w:pStyle w:val="NormalWeb"/>
               <w:spacing w:before="0" w:beforeAutospacing="0" w:after="0" w:afterAutospacing="0"/>
               <w:rPr>
-                <w:color w:val="273540"/>
+                <w:color w:val="000000" w:themeColor="text1"/>
               </w:rPr>
             </w:pPr>
             <w:r>
               <w:rPr>
-                <w:color w:val="273540"/>
+                <w:color w:val="000000" w:themeColor="text1"/>
               </w:rPr>
               <w:t xml:space="preserve">100 &lt;= </w:t>
             </w:r>
             <w:proofErr w:type="spellStart"/>
             <w:r>
               <w:rPr>
-                <w:color w:val="273540"/>
+                <w:color w:val="000000" w:themeColor="text1"/>
               </w:rPr>
               <w:t>Y</w:t>
             </w:r>
             <w:r>
               <w:rPr>
-                <w:color w:val="273540"/>
+                <w:color w:val="000000" w:themeColor="text1"/>
                 <w:vertAlign w:val="subscript"/>
               </w:rPr>
               <w:t>land</w:t>
@@ -966,7 +1004,7 @@
             <w:proofErr w:type="spellEnd"/>
             <w:r>
               <w:rPr>
-                <w:color w:val="273540"/>
+                <w:color w:val="000000" w:themeColor="text1"/>
               </w:rPr>
               <w:t xml:space="preserve"> + c(</w:t>
             </w:r>
@@ -974,7 +1012,7 @@
             <w:proofErr w:type="gramStart"/>
             <w:r>
               <w:rPr>
-                <w:color w:val="273540"/>
+                <w:color w:val="000000" w:themeColor="text1"/>
               </w:rPr>
               <w:t>hay,t</w:t>
             </w:r>
@@ -982,7 +1020,7 @@
             <w:proofErr w:type="gramEnd"/>
             <w:r>
               <w:rPr>
-                <w:color w:val="273540"/>
+                <w:color w:val="000000" w:themeColor="text1"/>
               </w:rPr>
               <w:t>)*Y(t) [$/acre]</w:t>
             </w:r>
@@ -992,12 +1030,12 @@
               <w:pStyle w:val="NormalWeb"/>
               <w:spacing w:before="0" w:beforeAutospacing="0" w:after="0" w:afterAutospacing="0"/>
               <w:rPr>
-                <w:color w:val="273540"/>
+                <w:color w:val="000000" w:themeColor="text1"/>
               </w:rPr>
             </w:pPr>
             <w:r>
               <w:rPr>
-                <w:color w:val="273540"/>
+                <w:color w:val="000000" w:themeColor="text1"/>
               </w:rPr>
               <w:t>The benefit for hay is greater than 100 $/acre</w:t>
             </w:r>
@@ -1015,7 +1053,7 @@
               <w:spacing w:before="0" w:beforeAutospacing="0" w:after="0" w:afterAutospacing="0"/>
               <w:rPr>
                 <w:rFonts w:eastAsiaTheme="minorEastAsia"/>
-                <w:color w:val="273540"/>
+                <w:color w:val="000000" w:themeColor="text1"/>
               </w:rPr>
             </w:pPr>
             <m:oMathPara>
@@ -1023,7 +1061,7 @@
                 <m:r>
                   <w:rPr>
                     <w:rFonts w:ascii="Cambria Math" w:hAnsi="Cambria Math"/>
-                    <w:color w:val="273540"/>
+                    <w:color w:val="000000" w:themeColor="text1"/>
                   </w:rPr>
                   <m:t>c</m:t>
                 </m:r>
@@ -1032,7 +1070,7 @@
                     <m:ctrlPr>
                       <w:rPr>
                         <w:rFonts w:ascii="Cambria Math" w:hAnsi="Cambria Math"/>
-                        <w:color w:val="273540"/>
+                        <w:color w:val="000000" w:themeColor="text1"/>
                       </w:rPr>
                     </m:ctrlPr>
                   </m:dPr>
@@ -1040,23 +1078,16 @@
                     <m:r>
                       <w:rPr>
                         <w:rFonts w:ascii="Cambria Math" w:hAnsi="Cambria Math"/>
-                        <w:color w:val="273540"/>
+                        <w:color w:val="000000" w:themeColor="text1"/>
                       </w:rPr>
-                      <m:t xml:space="preserve">plnt, </m:t>
-                    </m:r>
-                    <m:r>
-                      <w:rPr>
-                        <w:rFonts w:ascii="Cambria Math" w:hAnsi="Cambria Math"/>
-                        <w:color w:val="273540"/>
-                      </w:rPr>
-                      <m:t>t</m:t>
+                      <m:t>plnt, t</m:t>
                     </m:r>
                   </m:e>
                 </m:d>
                 <m:r>
                   <w:rPr>
                     <w:rFonts w:ascii="Cambria Math" w:hAnsi="Cambria Math"/>
-                    <w:color w:val="273540"/>
+                    <w:color w:val="000000" w:themeColor="text1"/>
                   </w:rPr>
                   <m:t>*X</m:t>
                 </m:r>
@@ -1065,7 +1096,7 @@
                     <m:ctrlPr>
                       <w:rPr>
                         <w:rFonts w:ascii="Cambria Math" w:hAnsi="Cambria Math"/>
-                        <w:color w:val="273540"/>
+                        <w:color w:val="000000" w:themeColor="text1"/>
                       </w:rPr>
                     </m:ctrlPr>
                   </m:dPr>
@@ -1073,7 +1104,7 @@
                     <m:r>
                       <w:rPr>
                         <w:rFonts w:ascii="Cambria Math" w:hAnsi="Cambria Math"/>
-                        <w:color w:val="273540"/>
+                        <w:color w:val="000000" w:themeColor="text1"/>
                       </w:rPr>
                       <m:t>plnt</m:t>
                     </m:r>
@@ -1082,23 +1113,16 @@
                 <m:r>
                   <w:rPr>
                     <w:rFonts w:ascii="Cambria Math" w:hAnsi="Cambria Math"/>
-                    <w:color w:val="273540"/>
+                    <w:color w:val="000000" w:themeColor="text1"/>
                   </w:rPr>
-                  <m:t>&lt;=</m:t>
-                </m:r>
-                <m:r>
-                  <w:rPr>
-                    <w:rFonts w:ascii="Cambria Math" w:hAnsi="Cambria Math"/>
-                    <w:color w:val="273540"/>
-                  </w:rPr>
-                  <m:t>irrigation</m:t>
+                  <m:t>&lt;=irrigation</m:t>
                 </m:r>
                 <m:d>
                   <m:dPr>
                     <m:ctrlPr>
                       <w:rPr>
                         <w:rFonts w:ascii="Cambria Math" w:hAnsi="Cambria Math"/>
-                        <w:color w:val="273540"/>
+                        <w:color w:val="000000" w:themeColor="text1"/>
                       </w:rPr>
                     </m:ctrlPr>
                   </m:dPr>
@@ -1106,7 +1130,7 @@
                     <m:r>
                       <w:rPr>
                         <w:rFonts w:ascii="Cambria Math" w:hAnsi="Cambria Math"/>
-                        <w:color w:val="273540"/>
+                        <w:color w:val="000000" w:themeColor="text1"/>
                       </w:rPr>
                       <m:t>t</m:t>
                     </m:r>
@@ -1121,48 +1145,48 @@
               <w:spacing w:before="0" w:beforeAutospacing="0" w:after="0" w:afterAutospacing="0"/>
               <w:rPr>
                 <w:rFonts w:eastAsiaTheme="minorEastAsia"/>
-                <w:color w:val="273540"/>
+                <w:color w:val="000000" w:themeColor="text1"/>
               </w:rPr>
             </w:pPr>
             <w:r>
               <w:rPr>
                 <w:rFonts w:eastAsiaTheme="minorEastAsia"/>
-                <w:color w:val="273540"/>
+                <w:color w:val="000000" w:themeColor="text1"/>
               </w:rPr>
               <w:t>Plants cannot exceed the corresponding monthly water limit</w:t>
             </w:r>
             <w:r>
               <w:rPr>
                 <w:rFonts w:eastAsiaTheme="minorEastAsia"/>
-                <w:color w:val="273540"/>
+                <w:color w:val="000000" w:themeColor="text1"/>
               </w:rPr>
               <w:t xml:space="preserve"> [</w:t>
             </w:r>
             <w:r>
               <w:rPr>
                 <w:rFonts w:eastAsiaTheme="minorEastAsia"/>
-                <w:color w:val="273540"/>
+                <w:color w:val="000000" w:themeColor="text1"/>
               </w:rPr>
               <w:t>irrigation</w:t>
             </w:r>
             <w:r>
               <w:rPr>
                 <w:rFonts w:eastAsiaTheme="minorEastAsia"/>
-                <w:color w:val="273540"/>
+                <w:color w:val="000000" w:themeColor="text1"/>
               </w:rPr>
               <w:t xml:space="preserve">(t)] </w:t>
             </w:r>
             <w:r>
               <w:rPr>
                 <w:rFonts w:eastAsiaTheme="minorEastAsia"/>
-                <w:color w:val="273540"/>
+                <w:color w:val="000000" w:themeColor="text1"/>
               </w:rPr>
               <w:t xml:space="preserve">based on </w:t>
             </w:r>
             <w:r>
               <w:rPr>
                 <w:rFonts w:eastAsiaTheme="minorEastAsia"/>
-                <w:color w:val="273540"/>
+                <w:color w:val="000000" w:themeColor="text1"/>
               </w:rPr>
               <w:t>crop water requirements [</w:t>
             </w:r>
@@ -1170,7 +1194,7 @@
             <w:r>
               <w:rPr>
                 <w:rFonts w:eastAsiaTheme="minorEastAsia"/>
-                <w:color w:val="273540"/>
+                <w:color w:val="000000" w:themeColor="text1"/>
               </w:rPr>
               <w:t>c(</w:t>
             </w:r>
@@ -1179,7 +1203,7 @@
             <w:r>
               <w:rPr>
                 <w:rFonts w:eastAsiaTheme="minorEastAsia"/>
-                <w:color w:val="273540"/>
+                <w:color w:val="000000" w:themeColor="text1"/>
               </w:rPr>
               <w:t>plnt</w:t>
             </w:r>
@@ -1187,14 +1211,14 @@
             <w:r>
               <w:rPr>
                 <w:rFonts w:eastAsiaTheme="minorEastAsia"/>
-                <w:color w:val="273540"/>
+                <w:color w:val="000000" w:themeColor="text1"/>
               </w:rPr>
               <w:t xml:space="preserve">, t)]. In </w:t>
             </w:r>
             <w:r>
               <w:rPr>
                 <w:rFonts w:eastAsiaTheme="minorEastAsia"/>
-                <w:color w:val="273540"/>
+                <w:color w:val="000000" w:themeColor="text1"/>
               </w:rPr>
               <w:t>[ac-ft]</w:t>
             </w:r>
@@ -1209,25 +1233,25 @@
               <w:pStyle w:val="NormalWeb"/>
               <w:spacing w:before="0" w:beforeAutospacing="0" w:after="0" w:afterAutospacing="0"/>
               <w:rPr>
-                <w:color w:val="273540"/>
+                <w:color w:val="000000" w:themeColor="text1"/>
               </w:rPr>
             </w:pPr>
             <w:r>
               <w:rPr>
-                <w:color w:val="273540"/>
+                <w:color w:val="000000" w:themeColor="text1"/>
               </w:rPr>
               <w:t xml:space="preserve">120 &lt;= </w:t>
             </w:r>
             <w:proofErr w:type="spellStart"/>
             <w:r>
               <w:rPr>
-                <w:color w:val="273540"/>
+                <w:color w:val="000000" w:themeColor="text1"/>
               </w:rPr>
               <w:t>Y</w:t>
             </w:r>
             <w:r>
               <w:rPr>
-                <w:color w:val="273540"/>
+                <w:color w:val="000000" w:themeColor="text1"/>
                 <w:vertAlign w:val="subscript"/>
               </w:rPr>
               <w:t>land</w:t>
@@ -1235,14 +1259,14 @@
             <w:proofErr w:type="spellEnd"/>
             <w:r>
               <w:rPr>
-                <w:color w:val="273540"/>
+                <w:color w:val="000000" w:themeColor="text1"/>
                 <w:vertAlign w:val="subscript"/>
               </w:rPr>
               <w:t xml:space="preserve"> </w:t>
             </w:r>
             <w:r>
               <w:rPr>
-                <w:color w:val="273540"/>
+                <w:color w:val="000000" w:themeColor="text1"/>
               </w:rPr>
               <w:t>+ c(</w:t>
             </w:r>
@@ -1250,7 +1274,7 @@
             <w:proofErr w:type="gramStart"/>
             <w:r>
               <w:rPr>
-                <w:color w:val="273540"/>
+                <w:color w:val="000000" w:themeColor="text1"/>
               </w:rPr>
               <w:t>grain,t</w:t>
             </w:r>
@@ -1258,7 +1282,7 @@
             <w:proofErr w:type="gramEnd"/>
             <w:r>
               <w:rPr>
-                <w:color w:val="273540"/>
+                <w:color w:val="000000" w:themeColor="text1"/>
               </w:rPr>
               <w:t>)*Y(t) [$/acre]</w:t>
             </w:r>
@@ -1268,12 +1292,12 @@
               <w:pStyle w:val="NormalWeb"/>
               <w:spacing w:before="0" w:beforeAutospacing="0" w:after="0" w:afterAutospacing="0"/>
               <w:rPr>
-                <w:color w:val="273540"/>
+                <w:color w:val="000000" w:themeColor="text1"/>
               </w:rPr>
             </w:pPr>
             <w:r>
               <w:rPr>
-                <w:color w:val="273540"/>
+                <w:color w:val="000000" w:themeColor="text1"/>
               </w:rPr>
               <w:t>The benefit for grain is greater than 120 $/acre</w:t>
             </w:r>
@@ -1287,7 +1311,7 @@
         <w:shd w:val="clear" w:color="auto" w:fill="FFFFFF"/>
         <w:spacing w:before="0" w:beforeAutospacing="0" w:after="0" w:afterAutospacing="0"/>
         <w:rPr>
-          <w:color w:val="273540"/>
+          <w:color w:val="000000" w:themeColor="text1"/>
         </w:rPr>
       </w:pPr>
     </w:p>
@@ -1297,7 +1321,7 @@
         <w:shd w:val="clear" w:color="auto" w:fill="FFFFFF"/>
         <w:spacing w:before="0" w:beforeAutospacing="0" w:after="0" w:afterAutospacing="0"/>
         <w:rPr>
-          <w:color w:val="273540"/>
+          <w:color w:val="000000" w:themeColor="text1"/>
         </w:rPr>
       </w:pPr>
       <m:oMathPara>
@@ -1305,7 +1329,7 @@
           <m:r>
             <w:rPr>
               <w:rFonts w:ascii="Cambria Math" w:hAnsi="Cambria Math"/>
-              <w:color w:val="273540"/>
+              <w:color w:val="000000" w:themeColor="text1"/>
             </w:rPr>
             <m:t>c</m:t>
           </m:r>
@@ -1314,7 +1338,7 @@
               <m:ctrlPr>
                 <w:rPr>
                   <w:rFonts w:ascii="Cambria Math" w:hAnsi="Cambria Math"/>
-                  <w:color w:val="273540"/>
+                  <w:color w:val="000000" w:themeColor="text1"/>
                 </w:rPr>
               </m:ctrlPr>
             </m:dPr>
@@ -1322,7 +1346,7 @@
               <m:r>
                 <w:rPr>
                   <w:rFonts w:ascii="Cambria Math" w:hAnsi="Cambria Math"/>
-                  <w:color w:val="273540"/>
+                  <w:color w:val="000000" w:themeColor="text1"/>
                 </w:rPr>
                 <m:t>plnt,t</m:t>
               </m:r>
@@ -1331,7 +1355,7 @@
           <m:r>
             <w:rPr>
               <w:rFonts w:ascii="Cambria Math" w:hAnsi="Cambria Math"/>
-              <w:color w:val="273540"/>
+              <w:color w:val="000000" w:themeColor="text1"/>
             </w:rPr>
             <m:t xml:space="preserve">= </m:t>
           </m:r>
@@ -1349,7 +1373,7 @@
                 <w:rPr>
                   <w:rFonts w:ascii="Cambria Math" w:hAnsi="Cambria Math"/>
                   <w:i/>
-                  <w:color w:val="273540"/>
+                  <w:color w:val="000000" w:themeColor="text1"/>
                 </w:rPr>
               </m:ctrlPr>
             </m:mPr>
@@ -1358,7 +1382,7 @@
                 <m:r>
                   <w:rPr>
                     <w:rFonts w:ascii="Cambria Math" w:hAnsi="Cambria Math"/>
-                    <w:color w:val="273540"/>
+                    <w:color w:val="000000" w:themeColor="text1"/>
                   </w:rPr>
                   <m:t>2</m:t>
                 </m:r>
@@ -1367,7 +1391,7 @@
                 <m:r>
                   <w:rPr>
                     <w:rFonts w:ascii="Cambria Math" w:hAnsi="Cambria Math"/>
-                    <w:color w:val="273540"/>
+                    <w:color w:val="000000" w:themeColor="text1"/>
                   </w:rPr>
                   <m:t>1</m:t>
                 </m:r>
@@ -1376,7 +1400,7 @@
                 <m:r>
                   <w:rPr>
                     <w:rFonts w:ascii="Cambria Math" w:hAnsi="Cambria Math"/>
-                    <w:color w:val="273540"/>
+                    <w:color w:val="000000" w:themeColor="text1"/>
                   </w:rPr>
                   <m:t>1</m:t>
                 </m:r>
@@ -1387,7 +1411,7 @@
                 <m:r>
                   <w:rPr>
                     <w:rFonts w:ascii="Cambria Math" w:hAnsi="Cambria Math"/>
-                    <w:color w:val="273540"/>
+                    <w:color w:val="000000" w:themeColor="text1"/>
                   </w:rPr>
                   <m:t>1</m:t>
                 </m:r>
@@ -1396,7 +1420,7 @@
                 <m:r>
                   <w:rPr>
                     <w:rFonts w:ascii="Cambria Math" w:hAnsi="Cambria Math"/>
-                    <w:color w:val="273540"/>
+                    <w:color w:val="000000" w:themeColor="text1"/>
                   </w:rPr>
                   <m:t>2</m:t>
                 </m:r>
@@ -1405,7 +1429,7 @@
                 <m:r>
                   <w:rPr>
                     <w:rFonts w:ascii="Cambria Math" w:hAnsi="Cambria Math"/>
-                    <w:color w:val="273540"/>
+                    <w:color w:val="000000" w:themeColor="text1"/>
                   </w:rPr>
                   <m:t>0</m:t>
                 </m:r>
@@ -1415,37 +1439,9 @@
           <m:r>
             <w:rPr>
               <w:rFonts w:ascii="Cambria Math" w:hAnsi="Cambria Math"/>
-              <w:color w:val="273540"/>
+              <w:color w:val="000000" w:themeColor="text1"/>
             </w:rPr>
-            <m:t xml:space="preserve"> </m:t>
-          </m:r>
-          <m:r>
-            <w:rPr>
-              <w:rFonts w:ascii="Cambria Math" w:hAnsi="Cambria Math"/>
-              <w:color w:val="273540"/>
-            </w:rPr>
-            <m:t>,</m:t>
-          </m:r>
-          <m:r>
-            <w:rPr>
-              <w:rFonts w:ascii="Cambria Math" w:hAnsi="Cambria Math"/>
-              <w:color w:val="273540"/>
-            </w:rPr>
-            <m:t xml:space="preserve"> </m:t>
-          </m:r>
-          <m:r>
-            <w:rPr>
-              <w:rFonts w:ascii="Cambria Math" w:hAnsi="Cambria Math"/>
-              <w:color w:val="273540"/>
-            </w:rPr>
-            <m:t>ac</m:t>
-          </m:r>
-          <m:r>
-            <w:rPr>
-              <w:rFonts w:ascii="Cambria Math" w:hAnsi="Cambria Math"/>
-              <w:color w:val="273540"/>
-            </w:rPr>
-            <m:t>-ft/acre</m:t>
+            <m:t xml:space="preserve"> , ac-ft/acre</m:t>
           </m:r>
         </m:oMath>
       </m:oMathPara>
@@ -1456,7 +1452,7 @@
         <w:shd w:val="clear" w:color="auto" w:fill="FFFFFF"/>
         <w:spacing w:before="0" w:beforeAutospacing="0" w:after="0" w:afterAutospacing="0"/>
         <w:rPr>
-          <w:color w:val="273540"/>
+          <w:color w:val="000000" w:themeColor="text1"/>
         </w:rPr>
       </w:pPr>
       <m:oMathPara>
@@ -1464,7 +1460,7 @@
           <m:r>
             <w:rPr>
               <w:rFonts w:ascii="Cambria Math" w:hAnsi="Cambria Math"/>
-              <w:color w:val="273540"/>
+              <w:color w:val="000000" w:themeColor="text1"/>
             </w:rPr>
             <m:t>irrigation</m:t>
           </m:r>
@@ -1473,7 +1469,7 @@
               <m:ctrlPr>
                 <w:rPr>
                   <w:rFonts w:ascii="Cambria Math" w:hAnsi="Cambria Math"/>
-                  <w:color w:val="273540"/>
+                  <w:color w:val="000000" w:themeColor="text1"/>
                 </w:rPr>
               </m:ctrlPr>
             </m:dPr>
@@ -1481,7 +1477,7 @@
               <m:r>
                 <w:rPr>
                   <w:rFonts w:ascii="Cambria Math" w:hAnsi="Cambria Math"/>
-                  <w:color w:val="273540"/>
+                  <w:color w:val="000000" w:themeColor="text1"/>
                 </w:rPr>
                 <m:t>t</m:t>
               </m:r>
@@ -1490,7 +1486,7 @@
           <m:r>
             <w:rPr>
               <w:rFonts w:ascii="Cambria Math" w:hAnsi="Cambria Math"/>
-              <w:color w:val="273540"/>
+              <w:color w:val="000000" w:themeColor="text1"/>
             </w:rPr>
             <m:t>=</m:t>
           </m:r>
@@ -1501,7 +1497,7 @@
               <m:ctrlPr>
                 <w:rPr>
                   <w:rFonts w:ascii="Cambria Math" w:hAnsi="Cambria Math"/>
-                  <w:color w:val="273540"/>
+                  <w:color w:val="000000" w:themeColor="text1"/>
                 </w:rPr>
               </m:ctrlPr>
             </m:dPr>
@@ -1509,7 +1505,7 @@
               <m:r>
                 <w:rPr>
                   <w:rFonts w:ascii="Cambria Math" w:hAnsi="Cambria Math"/>
-                  <w:color w:val="273540"/>
+                  <w:color w:val="000000" w:themeColor="text1"/>
                 </w:rPr>
                 <m:t>14000,18000,6000</m:t>
               </m:r>
@@ -1518,7 +1514,7 @@
           <m:r>
             <w:rPr>
               <w:rFonts w:ascii="Cambria Math" w:hAnsi="Cambria Math"/>
-              <w:color w:val="273540"/>
+              <w:color w:val="000000" w:themeColor="text1"/>
             </w:rPr>
             <m:t>,ac-ft</m:t>
           </m:r>
@@ -1527,11 +1523,54 @@
     </w:p>
     <w:p>
       <w:pPr>
+        <w:shd w:val="clear" w:color="auto" w:fill="FFFFFF"/>
+        <w:spacing w:after="0"/>
+        <w:rPr>
+          <w:rFonts w:ascii="Times New Roman" w:hAnsi="Times New Roman" w:cs="Times New Roman"/>
+          <w:b/>
+          <w:bCs/>
+          <w:sz w:val="28"/>
+          <w:szCs w:val="28"/>
+        </w:rPr>
+      </w:pPr>
+    </w:p>
+    <w:p>
+      <w:pPr>
+        <w:pStyle w:val="ListParagraph"/>
+        <w:numPr>
+          <w:ilvl w:val="0"/>
+          <w:numId w:val="4"/>
+        </w:numPr>
+        <w:shd w:val="clear" w:color="auto" w:fill="FFFFFF"/>
+        <w:spacing w:after="0"/>
+        <w:rPr>
+          <w:rFonts w:ascii="Times New Roman" w:hAnsi="Times New Roman" w:cs="Times New Roman"/>
+          <w:b/>
+          <w:bCs/>
+          <w:sz w:val="28"/>
+          <w:szCs w:val="28"/>
+        </w:rPr>
+      </w:pPr>
+      <w:r>
+        <w:rPr>
+          <w:rFonts w:ascii="Times New Roman" w:hAnsi="Times New Roman" w:cs="Times New Roman"/>
+          <w:b/>
+          <w:bCs/>
+          <w:sz w:val="28"/>
+          <w:szCs w:val="28"/>
+        </w:rPr>
+        <w:t>Solutions</w:t>
+      </w:r>
+    </w:p>
+    <w:p>
+      <w:pPr>
         <w:pStyle w:val="NormalWeb"/>
         <w:shd w:val="clear" w:color="auto" w:fill="FFFFFF"/>
         <w:spacing w:before="0" w:beforeAutospacing="0" w:after="0" w:afterAutospacing="0"/>
         <w:rPr>
-          <w:color w:val="273540"/>
+          <w:b/>
+          <w:bCs/>
+          <w:color w:val="000000" w:themeColor="text1"/>
         </w:rPr>
       </w:pPr>
     </w:p>
@@ -1541,24 +1580,31 @@
         <w:shd w:val="clear" w:color="auto" w:fill="FFFFFF"/>
         <w:spacing w:before="0" w:beforeAutospacing="0" w:after="0" w:afterAutospacing="0"/>
         <w:rPr>
-          <w:color w:val="273540"/>
-        </w:rPr>
-      </w:pPr>
+          <w:color w:val="000000" w:themeColor="text1"/>
+        </w:rPr>
+      </w:pPr>
+      <w:r>
+        <w:rPr>
+          <w:color w:val="000000" w:themeColor="text1"/>
+        </w:rPr>
+        <w:t xml:space="preserve">Objective Functions </w:t>
+      </w:r>
     </w:p>
     <w:p>
       <w:pPr>
         <w:pStyle w:val="NormalWeb"/>
         <w:shd w:val="clear" w:color="auto" w:fill="FFFFFF"/>
         <w:spacing w:before="0" w:beforeAutospacing="0" w:after="0" w:afterAutospacing="0"/>
-        <w:rPr>
-          <w:color w:val="273540"/>
-        </w:rPr>
-      </w:pPr>
-      <w:r>
-        <w:rPr>
-          <w:color w:val="273540"/>
-        </w:rPr>
-        <w:t>2) Primal and Dual model solutions [objective function, decision variable, shadow value, and reduced cost values] (10 pts)</w:t>
+        <w:jc w:val="center"/>
+        <w:rPr>
+          <w:color w:val="000000" w:themeColor="text1"/>
+        </w:rPr>
+      </w:pPr>
+      <w:r>
+        <w:rPr>
+          <w:color w:val="000000" w:themeColor="text1"/>
+        </w:rPr>
+        <w:t>Dual Min(Z) = Primal Max(Z) = $1,160,000.00</w:t>
       </w:r>
     </w:p>
     <w:p>
@@ -1567,15 +1613,9 @@
         <w:shd w:val="clear" w:color="auto" w:fill="FFFFFF"/>
         <w:spacing w:before="0" w:beforeAutospacing="0" w:after="0" w:afterAutospacing="0"/>
         <w:rPr>
-          <w:color w:val="273540"/>
-        </w:rPr>
-      </w:pPr>
-      <w:r>
-        <w:rPr>
-          <w:color w:val="273540"/>
-        </w:rPr>
-        <w:t>3) Compare and interpret solutions, and share new insights for management (5 pts)</w:t>
-      </w:r>
+          <w:color w:val="000000" w:themeColor="text1"/>
+        </w:rPr>
+      </w:pPr>
     </w:p>
     <w:p>
       <w:pPr>
@@ -1583,39 +1623,1027 @@
         <w:shd w:val="clear" w:color="auto" w:fill="FFFFFF"/>
         <w:spacing w:before="0" w:beforeAutospacing="0" w:after="0" w:afterAutospacing="0"/>
         <w:rPr>
-          <w:color w:val="273540"/>
-        </w:rPr>
-      </w:pPr>
-      <w:r>
-        <w:rPr>
-          <w:color w:val="273540"/>
-        </w:rPr>
-        <w:t xml:space="preserve">4) Provide a link to your GAMS code on your </w:t>
-      </w:r>
-      <w:proofErr w:type="spellStart"/>
-      <w:r>
-        <w:rPr>
-          <w:color w:val="273540"/>
-        </w:rPr>
-        <w:t>Github</w:t>
-      </w:r>
-      <w:proofErr w:type="spellEnd"/>
-      <w:r>
-        <w:rPr>
-          <w:color w:val="273540"/>
-        </w:rPr>
-        <w:t xml:space="preserve"> repository.</w:t>
-      </w:r>
+          <w:color w:val="000000" w:themeColor="text1"/>
+        </w:rPr>
+      </w:pPr>
+      <w:r>
+        <w:rPr>
+          <w:color w:val="000000" w:themeColor="text1"/>
+        </w:rPr>
+        <w:t xml:space="preserve">Decision variables </w:t>
+      </w:r>
+    </w:p>
+    <w:tbl>
+      <w:tblPr>
+        <w:tblStyle w:val="TableGrid"/>
+        <w:tblW w:w="0" w:type="auto"/>
+        <w:tblLook w:val="04A0" w:firstRow="1" w:lastRow="0" w:firstColumn="1" w:lastColumn="0" w:noHBand="0" w:noVBand="1"/>
+      </w:tblPr>
+      <w:tblGrid>
+        <w:gridCol w:w="4675"/>
+        <w:gridCol w:w="4675"/>
+      </w:tblGrid>
+      <w:tr>
+        <w:tc>
+          <w:tcPr>
+            <w:tcW w:w="4675" w:type="dxa"/>
+          </w:tcPr>
+          <w:p>
+            <w:pPr>
+              <w:pStyle w:val="NormalWeb"/>
+              <w:spacing w:before="0" w:beforeAutospacing="0" w:after="0" w:afterAutospacing="0"/>
+              <w:jc w:val="center"/>
+              <w:rPr>
+                <w:color w:val="000000" w:themeColor="text1"/>
+              </w:rPr>
+            </w:pPr>
+            <w:r>
+              <w:rPr>
+                <w:color w:val="000000" w:themeColor="text1"/>
+              </w:rPr>
+              <w:t>Primal</w:t>
+            </w:r>
+          </w:p>
+        </w:tc>
+        <w:tc>
+          <w:tcPr>
+            <w:tcW w:w="4675" w:type="dxa"/>
+          </w:tcPr>
+          <w:p>
+            <w:pPr>
+              <w:pStyle w:val="NormalWeb"/>
+              <w:spacing w:before="0" w:beforeAutospacing="0" w:after="0" w:afterAutospacing="0"/>
+              <w:jc w:val="center"/>
+              <w:rPr>
+                <w:color w:val="000000" w:themeColor="text1"/>
+              </w:rPr>
+            </w:pPr>
+            <w:r>
+              <w:rPr>
+                <w:color w:val="000000" w:themeColor="text1"/>
+              </w:rPr>
+              <w:t>Dual</w:t>
+            </w:r>
+          </w:p>
+        </w:tc>
+      </w:tr>
+      <w:tr>
+        <w:tc>
+          <w:tcPr>
+            <w:tcW w:w="4675" w:type="dxa"/>
+          </w:tcPr>
+          <w:p>
+            <w:pPr>
+              <w:pStyle w:val="NormalWeb"/>
+              <w:shd w:val="clear" w:color="auto" w:fill="FFFFFF"/>
+              <w:spacing w:before="0" w:beforeAutospacing="0" w:after="0" w:afterAutospacing="0"/>
+              <w:jc w:val="center"/>
+              <w:rPr>
+                <w:color w:val="000000" w:themeColor="text1"/>
+              </w:rPr>
+            </w:pPr>
+            <w:r>
+              <w:rPr>
+                <w:color w:val="000000" w:themeColor="text1"/>
+              </w:rPr>
+              <w:t>X(hay) = 2,000 acres</w:t>
+            </w:r>
+          </w:p>
+        </w:tc>
+        <w:tc>
+          <w:tcPr>
+            <w:tcW w:w="4675" w:type="dxa"/>
+          </w:tcPr>
+          <w:p>
+            <w:pPr>
+              <w:pStyle w:val="NormalWeb"/>
+              <w:spacing w:before="0" w:beforeAutospacing="0" w:after="0" w:afterAutospacing="0"/>
+              <w:jc w:val="center"/>
+              <w:rPr>
+                <w:color w:val="000000" w:themeColor="text1"/>
+              </w:rPr>
+            </w:pPr>
+            <w:proofErr w:type="spellStart"/>
+            <w:r>
+              <w:rPr>
+                <w:color w:val="000000" w:themeColor="text1"/>
+              </w:rPr>
+              <w:t>Y_land</w:t>
+            </w:r>
+            <w:proofErr w:type="spellEnd"/>
+            <w:r>
+              <w:rPr>
+                <w:color w:val="000000" w:themeColor="text1"/>
+              </w:rPr>
+              <w:t xml:space="preserve"> = 80 $/acre</w:t>
+            </w:r>
+          </w:p>
+        </w:tc>
+      </w:tr>
+      <w:tr>
+        <w:tc>
+          <w:tcPr>
+            <w:tcW w:w="4675" w:type="dxa"/>
+          </w:tcPr>
+          <w:p>
+            <w:pPr>
+              <w:pStyle w:val="NormalWeb"/>
+              <w:shd w:val="clear" w:color="auto" w:fill="FFFFFF"/>
+              <w:spacing w:before="0" w:beforeAutospacing="0" w:after="0" w:afterAutospacing="0"/>
+              <w:jc w:val="center"/>
+              <w:rPr>
+                <w:color w:val="000000" w:themeColor="text1"/>
+              </w:rPr>
+            </w:pPr>
+            <w:r>
+              <w:rPr>
+                <w:color w:val="000000" w:themeColor="text1"/>
+              </w:rPr>
+              <w:t>X(Grain) = 8,000 acres</w:t>
+            </w:r>
+          </w:p>
+        </w:tc>
+        <w:tc>
+          <w:tcPr>
+            <w:tcW w:w="4675" w:type="dxa"/>
+          </w:tcPr>
+          <w:p>
+            <w:pPr>
+              <w:pStyle w:val="NormalWeb"/>
+              <w:spacing w:before="0" w:beforeAutospacing="0" w:after="0" w:afterAutospacing="0"/>
+              <w:jc w:val="center"/>
+              <w:rPr>
+                <w:color w:val="000000" w:themeColor="text1"/>
+              </w:rPr>
+            </w:pPr>
+            <w:r>
+              <w:rPr>
+                <w:color w:val="000000" w:themeColor="text1"/>
+              </w:rPr>
+              <w:t>Y(June)=</w:t>
+            </w:r>
+            <w:r>
+              <w:rPr>
+                <w:color w:val="000000" w:themeColor="text1"/>
+              </w:rPr>
+              <w:t xml:space="preserve"> 0 $/ac-ft</w:t>
+            </w:r>
+          </w:p>
+        </w:tc>
+      </w:tr>
+      <w:tr>
+        <w:tc>
+          <w:tcPr>
+            <w:tcW w:w="4675" w:type="dxa"/>
+          </w:tcPr>
+          <w:p>
+            <w:pPr>
+              <w:pStyle w:val="NormalWeb"/>
+              <w:spacing w:before="0" w:beforeAutospacing="0" w:after="0" w:afterAutospacing="0"/>
+              <w:jc w:val="center"/>
+              <w:rPr>
+                <w:color w:val="000000" w:themeColor="text1"/>
+              </w:rPr>
+            </w:pPr>
+          </w:p>
+        </w:tc>
+        <w:tc>
+          <w:tcPr>
+            <w:tcW w:w="4675" w:type="dxa"/>
+          </w:tcPr>
+          <w:p>
+            <w:pPr>
+              <w:pStyle w:val="NormalWeb"/>
+              <w:spacing w:before="0" w:beforeAutospacing="0" w:after="0" w:afterAutospacing="0"/>
+              <w:jc w:val="center"/>
+              <w:rPr>
+                <w:color w:val="000000" w:themeColor="text1"/>
+              </w:rPr>
+            </w:pPr>
+            <w:r>
+              <w:rPr>
+                <w:color w:val="000000" w:themeColor="text1"/>
+              </w:rPr>
+              <w:t>Y(July)</w:t>
+            </w:r>
+            <w:r>
+              <w:rPr>
+                <w:color w:val="000000" w:themeColor="text1"/>
+              </w:rPr>
+              <w:t xml:space="preserve"> = 20 $/ac-ft</w:t>
+            </w:r>
+          </w:p>
+        </w:tc>
+      </w:tr>
+      <w:tr>
+        <w:tc>
+          <w:tcPr>
+            <w:tcW w:w="4675" w:type="dxa"/>
+          </w:tcPr>
+          <w:p>
+            <w:pPr>
+              <w:pStyle w:val="NormalWeb"/>
+              <w:spacing w:before="0" w:beforeAutospacing="0" w:after="0" w:afterAutospacing="0"/>
+              <w:jc w:val="center"/>
+              <w:rPr>
+                <w:color w:val="000000" w:themeColor="text1"/>
+              </w:rPr>
+            </w:pPr>
+          </w:p>
+        </w:tc>
+        <w:tc>
+          <w:tcPr>
+            <w:tcW w:w="4675" w:type="dxa"/>
+          </w:tcPr>
+          <w:p>
+            <w:pPr>
+              <w:pStyle w:val="NormalWeb"/>
+              <w:spacing w:before="0" w:beforeAutospacing="0" w:after="0" w:afterAutospacing="0"/>
+              <w:jc w:val="center"/>
+              <w:rPr>
+                <w:color w:val="000000" w:themeColor="text1"/>
+              </w:rPr>
+            </w:pPr>
+            <w:r>
+              <w:rPr>
+                <w:color w:val="000000" w:themeColor="text1"/>
+              </w:rPr>
+              <w:t>Y(August)</w:t>
+            </w:r>
+            <w:r>
+              <w:rPr>
+                <w:color w:val="000000" w:themeColor="text1"/>
+              </w:rPr>
+              <w:t xml:space="preserve"> = 0 $/ac-ft</w:t>
+            </w:r>
+          </w:p>
+        </w:tc>
+      </w:tr>
+    </w:tbl>
+    <w:p>
+      <w:pPr>
+        <w:pStyle w:val="NormalWeb"/>
+        <w:shd w:val="clear" w:color="auto" w:fill="FFFFFF"/>
+        <w:spacing w:before="0" w:beforeAutospacing="0" w:after="0" w:afterAutospacing="0"/>
+        <w:rPr>
+          <w:color w:val="000000" w:themeColor="text1"/>
+        </w:rPr>
+      </w:pPr>
     </w:p>
     <w:p>
       <w:pPr>
+        <w:pStyle w:val="NormalWeb"/>
+        <w:shd w:val="clear" w:color="auto" w:fill="FFFFFF"/>
+        <w:spacing w:before="0" w:beforeAutospacing="0" w:after="0" w:afterAutospacing="0"/>
+        <w:rPr>
+          <w:color w:val="000000" w:themeColor="text1"/>
+        </w:rPr>
+      </w:pPr>
+    </w:p>
+    <w:p>
+      <w:pPr>
+        <w:pStyle w:val="NormalWeb"/>
+        <w:shd w:val="clear" w:color="auto" w:fill="FFFFFF"/>
+        <w:spacing w:before="0" w:beforeAutospacing="0" w:after="0" w:afterAutospacing="0"/>
+        <w:rPr>
+          <w:color w:val="000000" w:themeColor="text1"/>
+        </w:rPr>
+      </w:pPr>
+    </w:p>
+    <w:p>
+      <w:pPr>
+        <w:pStyle w:val="NormalWeb"/>
+        <w:shd w:val="clear" w:color="auto" w:fill="FFFFFF"/>
+        <w:spacing w:before="0" w:beforeAutospacing="0" w:after="0" w:afterAutospacing="0"/>
+        <w:rPr>
+          <w:color w:val="000000" w:themeColor="text1"/>
+        </w:rPr>
+      </w:pPr>
+      <w:r>
+        <w:rPr>
+          <w:color w:val="000000" w:themeColor="text1"/>
+        </w:rPr>
+        <w:t>Shadow Value</w:t>
+      </w:r>
+      <w:r>
+        <w:rPr>
+          <w:color w:val="000000" w:themeColor="text1"/>
+        </w:rPr>
+        <w:t>s</w:t>
+      </w:r>
+      <w:r>
+        <w:rPr>
+          <w:color w:val="000000" w:themeColor="text1"/>
+        </w:rPr>
+        <w:t xml:space="preserve"> </w:t>
+      </w:r>
+    </w:p>
+    <w:tbl>
+      <w:tblPr>
+        <w:tblStyle w:val="TableGrid"/>
+        <w:tblW w:w="0" w:type="auto"/>
+        <w:tblLook w:val="04A0" w:firstRow="1" w:lastRow="0" w:firstColumn="1" w:lastColumn="0" w:noHBand="0" w:noVBand="1"/>
+      </w:tblPr>
+      <w:tblGrid>
+        <w:gridCol w:w="4675"/>
+        <w:gridCol w:w="4675"/>
+      </w:tblGrid>
+      <w:tr>
+        <w:tc>
+          <w:tcPr>
+            <w:tcW w:w="4675" w:type="dxa"/>
+          </w:tcPr>
+          <w:p>
+            <w:pPr>
+              <w:pStyle w:val="NormalWeb"/>
+              <w:spacing w:before="0" w:beforeAutospacing="0" w:after="0" w:afterAutospacing="0"/>
+              <w:jc w:val="center"/>
+              <w:rPr>
+                <w:color w:val="000000" w:themeColor="text1"/>
+              </w:rPr>
+            </w:pPr>
+            <w:r>
+              <w:rPr>
+                <w:color w:val="000000" w:themeColor="text1"/>
+              </w:rPr>
+              <w:t>Primal</w:t>
+            </w:r>
+          </w:p>
+        </w:tc>
+        <w:tc>
+          <w:tcPr>
+            <w:tcW w:w="4675" w:type="dxa"/>
+          </w:tcPr>
+          <w:p>
+            <w:pPr>
+              <w:pStyle w:val="NormalWeb"/>
+              <w:spacing w:before="0" w:beforeAutospacing="0" w:after="0" w:afterAutospacing="0"/>
+              <w:jc w:val="center"/>
+              <w:rPr>
+                <w:color w:val="000000" w:themeColor="text1"/>
+              </w:rPr>
+            </w:pPr>
+            <w:r>
+              <w:rPr>
+                <w:color w:val="000000" w:themeColor="text1"/>
+              </w:rPr>
+              <w:t>Dual</w:t>
+            </w:r>
+          </w:p>
+        </w:tc>
+      </w:tr>
+      <w:tr>
+        <w:trPr>
+          <w:trHeight w:val="692"/>
+        </w:trPr>
+        <w:tc>
+          <w:tcPr>
+            <w:tcW w:w="4675" w:type="dxa"/>
+          </w:tcPr>
+          <w:p>
+            <w:pPr>
+              <w:pStyle w:val="NormalWeb"/>
+              <w:spacing w:before="0" w:beforeAutospacing="0" w:after="0" w:afterAutospacing="0"/>
+              <w:jc w:val="center"/>
+              <w:rPr>
+                <w:color w:val="000000" w:themeColor="text1"/>
+              </w:rPr>
+            </w:pPr>
+            <w:proofErr w:type="gramStart"/>
+            <w:r>
+              <w:rPr>
+                <w:color w:val="000000" w:themeColor="text1"/>
+              </w:rPr>
+              <w:t>Irr(</w:t>
+            </w:r>
+            <w:proofErr w:type="gramEnd"/>
+            <w:r>
+              <w:rPr>
+                <w:color w:val="000000" w:themeColor="text1"/>
+              </w:rPr>
+              <w:t xml:space="preserve">July) = </w:t>
+            </w:r>
+            <w:r>
+              <w:rPr>
+                <w:color w:val="000000" w:themeColor="text1"/>
+              </w:rPr>
+              <w:t>20</w:t>
+            </w:r>
+            <m:oMath>
+              <m:f>
+                <m:fPr>
+                  <m:ctrlPr>
+                    <w:rPr>
+                      <w:rFonts w:ascii="Cambria Math" w:hAnsi="Cambria Math"/>
+                      <w:color w:val="000000" w:themeColor="text1"/>
+                    </w:rPr>
+                  </m:ctrlPr>
+                </m:fPr>
+                <m:num>
+                  <m:r>
+                    <w:rPr>
+                      <w:rFonts w:ascii="Cambria Math" w:hAnsi="Cambria Math"/>
+                      <w:color w:val="000000" w:themeColor="text1"/>
+                    </w:rPr>
+                    <m:t>$</m:t>
+                  </m:r>
+                </m:num>
+                <m:den>
+                  <m:r>
+                    <m:rPr>
+                      <m:sty m:val="p"/>
+                    </m:rPr>
+                    <w:rPr>
+                      <w:rFonts w:ascii="Cambria Math" w:hAnsi="Cambria Math"/>
+                      <w:color w:val="000000" w:themeColor="text1"/>
+                    </w:rPr>
+                    <m:t>Δ</m:t>
+                  </m:r>
+                  <m:r>
+                    <m:rPr>
+                      <m:nor/>
+                    </m:rPr>
+                    <w:rPr>
+                      <w:rFonts w:ascii="Cambria Math" w:hAnsi="Cambria Math"/>
+                      <w:color w:val="000000" w:themeColor="text1"/>
+                    </w:rPr>
+                    <m:t>acre-ft</m:t>
+                  </m:r>
+                </m:den>
+              </m:f>
+            </m:oMath>
+          </w:p>
+        </w:tc>
+        <w:tc>
+          <w:tcPr>
+            <w:tcW w:w="4675" w:type="dxa"/>
+          </w:tcPr>
+          <w:p>
+            <w:pPr>
+              <w:pStyle w:val="NormalWeb"/>
+              <w:spacing w:before="0" w:beforeAutospacing="0" w:after="0" w:afterAutospacing="0"/>
+              <w:jc w:val="center"/>
+              <w:rPr>
+                <w:color w:val="000000" w:themeColor="text1"/>
+              </w:rPr>
+            </w:pPr>
+            <w:r>
+              <w:rPr>
+                <w:color w:val="000000" w:themeColor="text1"/>
+              </w:rPr>
+              <w:t>Hay =</w:t>
+            </w:r>
+            <w:r>
+              <w:rPr>
+                <w:color w:val="000000" w:themeColor="text1"/>
+              </w:rPr>
+              <w:t xml:space="preserve"> </w:t>
+            </w:r>
+            <m:oMath>
+              <m:r>
+                <w:rPr>
+                  <w:rFonts w:ascii="Cambria Math" w:hAnsi="Cambria Math"/>
+                  <w:color w:val="000000" w:themeColor="text1"/>
+                </w:rPr>
+                <m:t>2000</m:t>
+              </m:r>
+              <m:f>
+                <m:fPr>
+                  <m:ctrlPr>
+                    <w:rPr>
+                      <w:rFonts w:ascii="Cambria Math" w:hAnsi="Cambria Math"/>
+                      <w:color w:val="000000" w:themeColor="text1"/>
+                    </w:rPr>
+                  </m:ctrlPr>
+                </m:fPr>
+                <m:num>
+                  <m:r>
+                    <w:rPr>
+                      <w:rFonts w:ascii="Cambria Math" w:hAnsi="Cambria Math"/>
+                      <w:color w:val="000000" w:themeColor="text1"/>
+                    </w:rPr>
+                    <m:t>$</m:t>
+                  </m:r>
+                </m:num>
+                <m:den>
+                  <m:f>
+                    <m:fPr>
+                      <m:ctrlPr>
+                        <w:rPr>
+                          <w:rFonts w:ascii="Cambria Math" w:hAnsi="Cambria Math"/>
+                          <w:color w:val="000000" w:themeColor="text1"/>
+                        </w:rPr>
+                      </m:ctrlPr>
+                    </m:fPr>
+                    <m:num>
+                      <m:r>
+                        <m:rPr>
+                          <m:sty m:val="p"/>
+                        </m:rPr>
+                        <w:rPr>
+                          <w:rFonts w:ascii="Cambria Math" w:hAnsi="Cambria Math"/>
+                          <w:color w:val="000000" w:themeColor="text1"/>
+                        </w:rPr>
+                        <m:t>Δ</m:t>
+                      </m:r>
+                      <m:r>
+                        <w:rPr>
+                          <w:rFonts w:ascii="Cambria Math" w:hAnsi="Cambria Math"/>
+                          <w:color w:val="000000" w:themeColor="text1"/>
+                        </w:rPr>
+                        <m:t>$</m:t>
+                      </m:r>
+                    </m:num>
+                    <m:den>
+                      <m:r>
+                        <w:rPr>
+                          <w:rFonts w:ascii="Cambria Math" w:hAnsi="Cambria Math"/>
+                          <w:color w:val="000000" w:themeColor="text1"/>
+                        </w:rPr>
+                        <m:t>acre</m:t>
+                      </m:r>
+                    </m:den>
+                  </m:f>
+                </m:den>
+              </m:f>
+            </m:oMath>
+          </w:p>
+        </w:tc>
+      </w:tr>
+      <w:tr>
+        <w:trPr>
+          <w:trHeight w:val="701"/>
+        </w:trPr>
+        <w:tc>
+          <w:tcPr>
+            <w:tcW w:w="4675" w:type="dxa"/>
+          </w:tcPr>
+          <w:p>
+            <w:pPr>
+              <w:pStyle w:val="NormalWeb"/>
+              <w:spacing w:before="0" w:beforeAutospacing="0" w:after="0" w:afterAutospacing="0"/>
+              <w:jc w:val="center"/>
+              <w:rPr>
+                <w:color w:val="000000" w:themeColor="text1"/>
+              </w:rPr>
+            </w:pPr>
+            <w:r>
+              <w:rPr>
+                <w:color w:val="000000" w:themeColor="text1"/>
+              </w:rPr>
+              <w:t>L</w:t>
+            </w:r>
+            <w:r>
+              <w:rPr>
+                <w:color w:val="000000" w:themeColor="text1"/>
+              </w:rPr>
+              <w:t xml:space="preserve">and = </w:t>
+            </w:r>
+            <m:oMath>
+              <m:r>
+                <w:rPr>
+                  <w:rFonts w:ascii="Cambria Math" w:hAnsi="Cambria Math"/>
+                  <w:color w:val="000000" w:themeColor="text1"/>
+                </w:rPr>
+                <m:t>80</m:t>
+              </m:r>
+              <m:f>
+                <m:fPr>
+                  <m:ctrlPr>
+                    <w:rPr>
+                      <w:rFonts w:ascii="Cambria Math" w:hAnsi="Cambria Math"/>
+                      <w:color w:val="000000" w:themeColor="text1"/>
+                    </w:rPr>
+                  </m:ctrlPr>
+                </m:fPr>
+                <m:num>
+                  <m:r>
+                    <w:rPr>
+                      <w:rFonts w:ascii="Cambria Math" w:hAnsi="Cambria Math"/>
+                      <w:color w:val="000000" w:themeColor="text1"/>
+                    </w:rPr>
+                    <m:t>$</m:t>
+                  </m:r>
+                </m:num>
+                <m:den>
+                  <m:r>
+                    <m:rPr>
+                      <m:sty m:val="p"/>
+                    </m:rPr>
+                    <w:rPr>
+                      <w:rFonts w:ascii="Cambria Math" w:hAnsi="Cambria Math"/>
+                      <w:color w:val="000000" w:themeColor="text1"/>
+                    </w:rPr>
+                    <m:t>Δ</m:t>
+                  </m:r>
+                  <m:r>
+                    <w:rPr>
+                      <w:rFonts w:ascii="Cambria Math" w:hAnsi="Cambria Math"/>
+                      <w:color w:val="000000" w:themeColor="text1"/>
+                    </w:rPr>
+                    <m:t>acre</m:t>
+                  </m:r>
+                </m:den>
+              </m:f>
+            </m:oMath>
+          </w:p>
+          <w:p>
+            <w:pPr>
+              <w:pStyle w:val="NormalWeb"/>
+              <w:spacing w:before="0" w:beforeAutospacing="0" w:after="0" w:afterAutospacing="0"/>
+              <w:jc w:val="center"/>
+              <w:rPr>
+                <w:color w:val="000000" w:themeColor="text1"/>
+              </w:rPr>
+            </w:pPr>
+          </w:p>
+        </w:tc>
+        <w:tc>
+          <w:tcPr>
+            <w:tcW w:w="4675" w:type="dxa"/>
+          </w:tcPr>
+          <w:p>
+            <w:pPr>
+              <w:pStyle w:val="NormalWeb"/>
+              <w:spacing w:before="0" w:beforeAutospacing="0" w:after="0" w:afterAutospacing="0"/>
+              <w:jc w:val="center"/>
+              <w:rPr>
+                <w:color w:val="000000" w:themeColor="text1"/>
+              </w:rPr>
+            </w:pPr>
+            <w:r>
+              <w:rPr>
+                <w:color w:val="000000" w:themeColor="text1"/>
+              </w:rPr>
+              <w:t>Grain = 8</w:t>
+            </w:r>
+            <m:oMath>
+              <m:r>
+                <w:rPr>
+                  <w:rFonts w:ascii="Cambria Math" w:hAnsi="Cambria Math"/>
+                  <w:color w:val="000000" w:themeColor="text1"/>
+                </w:rPr>
+                <m:t>000</m:t>
+              </m:r>
+              <m:f>
+                <m:fPr>
+                  <m:ctrlPr>
+                    <w:rPr>
+                      <w:rFonts w:ascii="Cambria Math" w:hAnsi="Cambria Math"/>
+                      <w:color w:val="000000" w:themeColor="text1"/>
+                    </w:rPr>
+                  </m:ctrlPr>
+                </m:fPr>
+                <m:num>
+                  <m:r>
+                    <w:rPr>
+                      <w:rFonts w:ascii="Cambria Math" w:hAnsi="Cambria Math"/>
+                      <w:color w:val="000000" w:themeColor="text1"/>
+                    </w:rPr>
+                    <m:t>$</m:t>
+                  </m:r>
+                </m:num>
+                <m:den>
+                  <m:f>
+                    <m:fPr>
+                      <m:ctrlPr>
+                        <w:rPr>
+                          <w:rFonts w:ascii="Cambria Math" w:hAnsi="Cambria Math"/>
+                          <w:color w:val="000000" w:themeColor="text1"/>
+                        </w:rPr>
+                      </m:ctrlPr>
+                    </m:fPr>
+                    <m:num>
+                      <m:r>
+                        <m:rPr>
+                          <m:sty m:val="p"/>
+                        </m:rPr>
+                        <w:rPr>
+                          <w:rFonts w:ascii="Cambria Math" w:hAnsi="Cambria Math"/>
+                          <w:color w:val="000000" w:themeColor="text1"/>
+                        </w:rPr>
+                        <m:t>Δ</m:t>
+                      </m:r>
+                      <m:r>
+                        <w:rPr>
+                          <w:rFonts w:ascii="Cambria Math" w:hAnsi="Cambria Math"/>
+                          <w:color w:val="000000" w:themeColor="text1"/>
+                        </w:rPr>
+                        <m:t>$</m:t>
+                      </m:r>
+                    </m:num>
+                    <m:den>
+                      <m:r>
+                        <w:rPr>
+                          <w:rFonts w:ascii="Cambria Math" w:hAnsi="Cambria Math"/>
+                          <w:color w:val="000000" w:themeColor="text1"/>
+                        </w:rPr>
+                        <m:t>acre</m:t>
+                      </m:r>
+                    </m:den>
+                  </m:f>
+                </m:den>
+              </m:f>
+            </m:oMath>
+          </w:p>
+        </w:tc>
+      </w:tr>
+    </w:tbl>
+    <w:p>
+      <w:pPr>
+        <w:pStyle w:val="NormalWeb"/>
+        <w:shd w:val="clear" w:color="auto" w:fill="FFFFFF"/>
+        <w:spacing w:before="0" w:beforeAutospacing="0" w:after="0" w:afterAutospacing="0"/>
+        <w:rPr>
+          <w:color w:val="000000" w:themeColor="text1"/>
+        </w:rPr>
+      </w:pPr>
+    </w:p>
+    <w:p>
+      <w:pPr>
+        <w:pStyle w:val="NormalWeb"/>
+        <w:shd w:val="clear" w:color="auto" w:fill="FFFFFF"/>
+        <w:spacing w:before="0" w:beforeAutospacing="0" w:after="0" w:afterAutospacing="0"/>
+        <w:rPr>
+          <w:color w:val="000000" w:themeColor="text1"/>
+        </w:rPr>
+      </w:pPr>
+      <w:r>
+        <w:rPr>
+          <w:color w:val="000000" w:themeColor="text1"/>
+        </w:rPr>
+        <w:t>Reduce Costs</w:t>
+      </w:r>
+      <w:r>
+        <w:rPr>
+          <w:color w:val="000000" w:themeColor="text1"/>
+        </w:rPr>
+        <w:t xml:space="preserve"> (looking up online because I couldn’t find any information in the lecture videos/ notes) </w:t>
+      </w:r>
+    </w:p>
+    <w:p>
+      <w:pPr>
+        <w:pStyle w:val="NormalWeb"/>
+        <w:shd w:val="clear" w:color="auto" w:fill="FFFFFF"/>
+        <w:spacing w:before="0" w:beforeAutospacing="0" w:after="0" w:afterAutospacing="0"/>
+        <w:rPr>
+          <w:color w:val="000000" w:themeColor="text1"/>
+        </w:rPr>
+      </w:pPr>
+      <w:r>
+        <w:rPr>
+          <w:color w:val="000000" w:themeColor="text1"/>
+        </w:rPr>
+        <w:t xml:space="preserve">The reduced cost for this problem is </w:t>
+      </w:r>
+      <w:r>
+        <w:rPr>
+          <w:color w:val="000000" w:themeColor="text1"/>
+        </w:rPr>
+        <w:t xml:space="preserve">$0 because the Hay and Grain are already profiting. </w:t>
+      </w:r>
+      <w:r>
+        <w:rPr>
+          <w:color w:val="000000" w:themeColor="text1"/>
+        </w:rPr>
+        <w:tab/>
+      </w:r>
+    </w:p>
+    <w:p>
+      <w:pPr>
+        <w:pStyle w:val="NormalWeb"/>
+        <w:shd w:val="clear" w:color="auto" w:fill="FFFFFF"/>
+        <w:spacing w:before="0" w:beforeAutospacing="0" w:after="0" w:afterAutospacing="0"/>
+        <w:rPr>
+          <w:color w:val="000000" w:themeColor="text1"/>
+        </w:rPr>
+      </w:pPr>
+    </w:p>
+    <w:p>
+      <w:pPr>
+        <w:pStyle w:val="NormalWeb"/>
+        <w:numPr>
+          <w:ilvl w:val="0"/>
+          <w:numId w:val="4"/>
+        </w:numPr>
+        <w:shd w:val="clear" w:color="auto" w:fill="FFFFFF"/>
+        <w:spacing w:before="0" w:beforeAutospacing="0" w:after="0" w:afterAutospacing="0"/>
+        <w:rPr>
+          <w:rFonts w:eastAsiaTheme="minorHAnsi"/>
+          <w:b/>
+          <w:bCs/>
+          <w:kern w:val="2"/>
+          <w:sz w:val="28"/>
+          <w:szCs w:val="28"/>
+          <w14:ligatures w14:val="standardContextual"/>
+        </w:rPr>
+      </w:pPr>
+      <w:r>
+        <w:rPr>
+          <w:rFonts w:eastAsiaTheme="minorHAnsi"/>
+          <w:b/>
+          <w:bCs/>
+          <w:kern w:val="2"/>
+          <w:sz w:val="28"/>
+          <w:szCs w:val="28"/>
+          <w14:ligatures w14:val="standardContextual"/>
+        </w:rPr>
+        <w:t xml:space="preserve">Compare and Interpret </w:t>
+      </w:r>
+    </w:p>
+    <w:p>
+      <w:pPr>
+        <w:pStyle w:val="NormalWeb"/>
+        <w:shd w:val="clear" w:color="auto" w:fill="FFFFFF"/>
+        <w:spacing w:before="0" w:beforeAutospacing="0" w:after="0" w:afterAutospacing="0"/>
+        <w:rPr>
+          <w:rFonts w:eastAsiaTheme="minorHAnsi"/>
+          <w:kern w:val="2"/>
+          <w14:ligatures w14:val="standardContextual"/>
+        </w:rPr>
+      </w:pPr>
+      <w:r>
+        <w:rPr>
+          <w:rFonts w:eastAsiaTheme="minorHAnsi"/>
+          <w:kern w:val="2"/>
+          <w14:ligatures w14:val="standardContextual"/>
+        </w:rPr>
+        <w:t>The Dual</w:t>
+      </w:r>
+      <w:r>
+        <w:rPr>
+          <w:rFonts w:eastAsiaTheme="minorHAnsi"/>
+          <w:kern w:val="2"/>
+          <w14:ligatures w14:val="standardContextual"/>
+        </w:rPr>
+        <w:t xml:space="preserve"> and Primal objective functions both got the same profit. This shows that they are truly the Primal and Dual equivalents for this problem. </w:t>
+      </w:r>
+      <w:r>
+        <w:rPr>
+          <w:rFonts w:eastAsiaTheme="minorHAnsi"/>
+          <w:kern w:val="2"/>
+          <w14:ligatures w14:val="standardContextual"/>
+        </w:rPr>
+        <w:t>The dual objective function values are equal to the primal shadow values and vise versa. Th</w:t>
+      </w:r>
+      <w:r>
+        <w:rPr>
+          <w:rFonts w:eastAsiaTheme="minorHAnsi"/>
+          <w:kern w:val="2"/>
+          <w14:ligatures w14:val="standardContextual"/>
+        </w:rPr>
+        <w:t xml:space="preserve">ese numbers show that </w:t>
+      </w:r>
+      <w:r>
+        <w:rPr>
+          <w:rFonts w:eastAsiaTheme="minorHAnsi"/>
+          <w:kern w:val="2"/>
+          <w14:ligatures w14:val="standardContextual"/>
+        </w:rPr>
+        <w:t>these constraints</w:t>
+      </w:r>
+      <w:r>
+        <w:rPr>
+          <w:rFonts w:eastAsiaTheme="minorHAnsi"/>
+          <w:kern w:val="2"/>
+          <w14:ligatures w14:val="standardContextual"/>
+        </w:rPr>
+        <w:t xml:space="preserve"> bind this linear problem. </w:t>
+      </w:r>
+    </w:p>
+    <w:p>
+      <w:pPr>
+        <w:pStyle w:val="NormalWeb"/>
+        <w:shd w:val="clear" w:color="auto" w:fill="FFFFFF"/>
+        <w:spacing w:before="0" w:beforeAutospacing="0" w:after="0" w:afterAutospacing="0"/>
+        <w:rPr>
+          <w:rFonts w:eastAsiaTheme="minorHAnsi"/>
+          <w:kern w:val="2"/>
+          <w14:ligatures w14:val="standardContextual"/>
+        </w:rPr>
+      </w:pPr>
+      <w:r>
+        <w:rPr>
+          <w:rFonts w:eastAsiaTheme="minorHAnsi"/>
+          <w:kern w:val="2"/>
+          <w14:ligatures w14:val="standardContextual"/>
+        </w:rPr>
+        <w:t xml:space="preserve">The dual objective function values show to the owner that if they can </w:t>
+      </w:r>
+      <w:r>
+        <w:rPr>
+          <w:rFonts w:eastAsiaTheme="minorHAnsi"/>
+          <w:kern w:val="2"/>
+          <w14:ligatures w14:val="standardContextual"/>
+        </w:rPr>
+        <w:t>acquire</w:t>
+      </w:r>
+      <w:r>
+        <w:rPr>
+          <w:rFonts w:eastAsiaTheme="minorHAnsi"/>
+          <w:kern w:val="2"/>
+          <w14:ligatures w14:val="standardContextual"/>
+        </w:rPr>
+        <w:t xml:space="preserve"> more </w:t>
+      </w:r>
+      <w:r>
+        <w:rPr>
+          <w:rFonts w:eastAsiaTheme="minorHAnsi"/>
+          <w:kern w:val="2"/>
+          <w14:ligatures w14:val="standardContextual"/>
+        </w:rPr>
+        <w:t>land,</w:t>
+      </w:r>
+      <w:r>
+        <w:rPr>
+          <w:rFonts w:eastAsiaTheme="minorHAnsi"/>
+          <w:kern w:val="2"/>
+          <w14:ligatures w14:val="standardContextual"/>
+        </w:rPr>
+        <w:t xml:space="preserve"> they could make $80 more per acre. </w:t>
+      </w:r>
+      <w:r>
+        <w:rPr>
+          <w:rFonts w:eastAsiaTheme="minorHAnsi"/>
+          <w:kern w:val="2"/>
+          <w14:ligatures w14:val="standardContextual"/>
+        </w:rPr>
+        <w:t xml:space="preserve">The owner could also make $20 more per ac-ft if they had more water. </w:t>
+      </w:r>
+      <w:r>
+        <w:rPr>
+          <w:rFonts w:eastAsiaTheme="minorHAnsi"/>
+          <w:kern w:val="2"/>
+          <w14:ligatures w14:val="standardContextual"/>
+        </w:rPr>
+        <w:t xml:space="preserve">These numbers provide insights on future operations. The owner might decide to create a storage tank for water to help increase profits. </w:t>
+      </w:r>
+    </w:p>
+    <w:p>
+      <w:pPr>
+        <w:pStyle w:val="NormalWeb"/>
+        <w:shd w:val="clear" w:color="auto" w:fill="FFFFFF"/>
+        <w:spacing w:before="0" w:beforeAutospacing="0" w:after="0" w:afterAutospacing="0"/>
+        <w:rPr>
+          <w:rFonts w:eastAsiaTheme="minorHAnsi"/>
+          <w:kern w:val="2"/>
+          <w14:ligatures w14:val="standardContextual"/>
+        </w:rPr>
+      </w:pPr>
+    </w:p>
+    <w:p>
+      <w:pPr>
+        <w:pStyle w:val="NormalWeb"/>
+        <w:shd w:val="clear" w:color="auto" w:fill="FFFFFF"/>
+        <w:spacing w:before="0" w:beforeAutospacing="0" w:after="0" w:afterAutospacing="0"/>
+        <w:rPr>
+          <w:rFonts w:eastAsiaTheme="minorHAnsi"/>
+          <w:kern w:val="2"/>
+          <w14:ligatures w14:val="standardContextual"/>
+        </w:rPr>
+      </w:pPr>
+    </w:p>
+    <w:p>
+      <w:pPr>
+        <w:pStyle w:val="NormalWeb"/>
+        <w:shd w:val="clear" w:color="auto" w:fill="FFFFFF"/>
+        <w:spacing w:before="0" w:beforeAutospacing="0" w:after="0" w:afterAutospacing="0"/>
+        <w:rPr>
+          <w:color w:val="000000" w:themeColor="text1"/>
+        </w:rPr>
+      </w:pPr>
+      <w:r>
+        <w:rPr>
+          <w:color w:val="000000" w:themeColor="text1"/>
+        </w:rPr>
+        <w:t xml:space="preserve">4) Provide a link to your GAMS code on your </w:t>
+      </w:r>
+      <w:proofErr w:type="spellStart"/>
+      <w:r>
+        <w:rPr>
+          <w:color w:val="000000" w:themeColor="text1"/>
+        </w:rPr>
+        <w:t>Github</w:t>
+      </w:r>
+      <w:proofErr w:type="spellEnd"/>
+      <w:r>
+        <w:rPr>
+          <w:color w:val="000000" w:themeColor="text1"/>
+        </w:rPr>
+        <w:t xml:space="preserve"> repository.</w:t>
+      </w:r>
+    </w:p>
+    <w:p>
+      <w:pPr>
         <w:spacing w:after="0"/>
         <w:rPr>
           <w:rFonts w:ascii="Times New Roman" w:hAnsi="Times New Roman" w:cs="Times New Roman"/>
+          <w:color w:val="000000" w:themeColor="text1"/>
         </w:rPr>
       </w:pPr>
     </w:p>
     <w:sectPr>
+      <w:headerReference w:type="default" r:id="rId7"/>
       <w:pgSz w:w="12240" w:h="15840"/>
       <w:pgMar w:top="1440" w:right="1440" w:bottom="1440" w:left="1440" w:header="720" w:footer="720" w:gutter="0"/>
       <w:cols w:space="720"/>
@@ -1625,19 +2653,84 @@
 </w:document>
 </file>
 
+<file path=word/endnotes.xml><?xml version="1.0" encoding="utf-8"?>
+<w:endnotes xmlns:wpc="http://schemas.microsoft.com/office/word/2010/wordprocessingCanvas" xmlns:cx="http://schemas.microsoft.com/office/drawing/2014/chartex" xmlns:cx1="http://schemas.microsoft.com/office/drawing/2015/9/8/chartex" xmlns:cx2="http://schemas.microsoft.com/office/drawing/2015/10/21/chartex" xmlns:cx3="http://schemas.microsoft.com/office/drawing/2016/5/9/chartex" xmlns:cx4="http://schemas.microsoft.com/office/drawing/2016/5/10/chartex" xmlns:cx5="http://schemas.microsoft.com/office/drawing/2016/5/11/chartex" xmlns:cx6="http://schemas.microsoft.com/office/drawing/2016/5/12/chartex" xmlns:cx7="http://schemas.microsoft.com/office/drawing/2016/5/13/chartex" xmlns:cx8="http://schemas.microsoft.com/office/drawing/2016/5/14/chartex" xmlns:mc="http://schemas.openxmlformats.org/markup-compatibility/2006" xmlns:m="http://schemas.openxmlformats.org/officeDocument/2006/math" xmlns:aink="http://schemas.microsoft.com/office/drawing/2016/ink" xmlns:am3d="http://schemas.microsoft.com/office/drawing/2017/model3d" xmlns:oel="http://schemas.microsoft.com/office/2019/extlst" xmlns:r="http://schemas.openxmlformats.org/officeDocument/2006/relationships" xmlns:wp14="http://schemas.microsoft.com/office/word/2010/wordprocessingDrawing" xmlns:wp="http://schemas.openxmlformats.org/drawingml/2006/wordprocessingDrawing" xmlns:wpg="http://schemas.microsoft.com/office/word/2010/wordprocessingGroup" xmlns:wpi="http://schemas.microsoft.com/office/word/2010/wordprocessingInk" xmlns:wps="http://schemas.microsoft.com/office/word/2010/wordprocessingShape" xmlns:o="urn:schemas-microsoft-com:office:office" xmlns:v="urn:schemas-microsoft-com:vml" xmlns:w10="urn:schemas-microsoft-com:office:word" xmlns:w="http://schemas.openxmlformats.org/wordprocessingml/2006/main" xmlns:w14="http://schemas.microsoft.com/office/word/2010/wordml" xmlns:w15="http://schemas.microsoft.com/office/word/2012/wordml" xmlns:w16cex="http://schemas.microsoft.com/office/word/2018/wordml/cex" xmlns:w16cid="http://schemas.microsoft.com/office/word/2016/wordml/cid" xmlns:w16="http://schemas.microsoft.com/office/word/2018/wordml" xmlns:w16sdtdh="http://schemas.microsoft.com/office/word/2020/wordml/sdtdatahash" xmlns:w16sdtfl="http://schemas.microsoft.com/office/word/2024/wordml/sdtformatlock" xmlns:w16se="http://schemas.microsoft.com/office/word/2015/wordml/symex" xmlns:w16du="http://schemas.microsoft.com/office/word/2023/wordml/word16du" xmlns:wne="http://schemas.microsoft.com/office/word/2006/wordml" mc:Ignorable="w14 w15 w16se w16cid w16 w16cex w16sdtdh w16sdtfl w16du wp14">
+  <w:endnote w:type="separator" w:id="-1">
+    <w:p>
+      <w:pPr>
+        <w:spacing w:after="0" w:line="240" w:lineRule="auto"/>
+      </w:pPr>
+      <w:r>
+        <w:separator/>
+      </w:r>
+    </w:p>
+  </w:endnote>
+  <w:endnote w:type="continuationSeparator" w:id="0">
+    <w:p>
+      <w:pPr>
+        <w:spacing w:after="0" w:line="240" w:lineRule="auto"/>
+      </w:pPr>
+      <w:r>
+        <w:continuationSeparator/>
+      </w:r>
+    </w:p>
+  </w:endnote>
+</w:endnotes>
+</file>
+
+<file path=word/footnotes.xml><?xml version="1.0" encoding="utf-8"?>
+<w:footnotes xmlns:wpc="http://schemas.microsoft.com/office/word/2010/wordprocessingCanvas" xmlns:cx="http://schemas.microsoft.com/office/drawing/2014/chartex" xmlns:cx1="http://schemas.microsoft.com/office/drawing/2015/9/8/chartex" xmlns:cx2="http://schemas.microsoft.com/office/drawing/2015/10/21/chartex" xmlns:cx3="http://schemas.microsoft.com/office/drawing/2016/5/9/chartex" xmlns:cx4="http://schemas.microsoft.com/office/drawing/2016/5/10/chartex" xmlns:cx5="http://schemas.microsoft.com/office/drawing/2016/5/11/chartex" xmlns:cx6="http://schemas.microsoft.com/office/drawing/2016/5/12/chartex" xmlns:cx7="http://schemas.microsoft.com/office/drawing/2016/5/13/chartex" xmlns:cx8="http://schemas.microsoft.com/office/drawing/2016/5/14/chartex" xmlns:mc="http://schemas.openxmlformats.org/markup-compatibility/2006" xmlns:m="http://schemas.openxmlformats.org/officeDocument/2006/math" xmlns:aink="http://schemas.microsoft.com/office/drawing/2016/ink" xmlns:am3d="http://schemas.microsoft.com/office/drawing/2017/model3d" xmlns:oel="http://schemas.microsoft.com/office/2019/extlst" xmlns:r="http://schemas.openxmlformats.org/officeDocument/2006/relationships" xmlns:wp14="http://schemas.microsoft.com/office/word/2010/wordprocessingDrawing" xmlns:wp="http://schemas.openxmlformats.org/drawingml/2006/wordprocessingDrawing" xmlns:wpg="http://schemas.microsoft.com/office/word/2010/wordprocessingGroup" xmlns:wpi="http://schemas.microsoft.com/office/word/2010/wordprocessingInk" xmlns:wps="http://schemas.microsoft.com/office/word/2010/wordprocessingShape" xmlns:o="urn:schemas-microsoft-com:office:office" xmlns:v="urn:schemas-microsoft-com:vml" xmlns:w10="urn:schemas-microsoft-com:office:word" xmlns:w="http://schemas.openxmlformats.org/wordprocessingml/2006/main" xmlns:w14="http://schemas.microsoft.com/office/word/2010/wordml" xmlns:w15="http://schemas.microsoft.com/office/word/2012/wordml" xmlns:w16cex="http://schemas.microsoft.com/office/word/2018/wordml/cex" xmlns:w16cid="http://schemas.microsoft.com/office/word/2016/wordml/cid" xmlns:w16="http://schemas.microsoft.com/office/word/2018/wordml" xmlns:w16sdtdh="http://schemas.microsoft.com/office/word/2020/wordml/sdtdatahash" xmlns:w16sdtfl="http://schemas.microsoft.com/office/word/2024/wordml/sdtformatlock" xmlns:w16se="http://schemas.microsoft.com/office/word/2015/wordml/symex" xmlns:w16du="http://schemas.microsoft.com/office/word/2023/wordml/word16du" xmlns:wne="http://schemas.microsoft.com/office/word/2006/wordml" mc:Ignorable="w14 w15 w16se w16cid w16 w16cex w16sdtdh w16sdtfl w16du wp14">
+  <w:footnote w:type="separator" w:id="-1">
+    <w:p>
+      <w:pPr>
+        <w:spacing w:after="0" w:line="240" w:lineRule="auto"/>
+      </w:pPr>
+      <w:r>
+        <w:separator/>
+      </w:r>
+    </w:p>
+  </w:footnote>
+  <w:footnote w:type="continuationSeparator" w:id="0">
+    <w:p>
+      <w:pPr>
+        <w:spacing w:after="0" w:line="240" w:lineRule="auto"/>
+      </w:pPr>
+      <w:r>
+        <w:continuationSeparator/>
+      </w:r>
+    </w:p>
+  </w:footnote>
+</w:footnotes>
+</file>
+
+<file path=word/header1.xml><?xml version="1.0" encoding="utf-8"?>
+<w:hdr xmlns:wpc="http://schemas.microsoft.com/office/word/2010/wordprocessingCanvas" xmlns:cx="http://schemas.microsoft.com/office/drawing/2014/chartex" xmlns:cx1="http://schemas.microsoft.com/office/drawing/2015/9/8/chartex" xmlns:cx2="http://schemas.microsoft.com/office/drawing/2015/10/21/chartex" xmlns:cx3="http://schemas.microsoft.com/office/drawing/2016/5/9/chartex" xmlns:cx4="http://schemas.microsoft.com/office/drawing/2016/5/10/chartex" xmlns:cx5="http://schemas.microsoft.com/office/drawing/2016/5/11/chartex" xmlns:cx6="http://schemas.microsoft.com/office/drawing/2016/5/12/chartex" xmlns:cx7="http://schemas.microsoft.com/office/drawing/2016/5/13/chartex" xmlns:cx8="http://schemas.microsoft.com/office/drawing/2016/5/14/chartex" xmlns:mc="http://schemas.openxmlformats.org/markup-compatibility/2006" xmlns:m="http://schemas.openxmlformats.org/officeDocument/2006/math" xmlns:aink="http://schemas.microsoft.com/office/drawing/2016/ink" xmlns:am3d="http://schemas.microsoft.com/office/drawing/2017/model3d" xmlns:oel="http://schemas.microsoft.com/office/2019/extlst" xmlns:r="http://schemas.openxmlformats.org/officeDocument/2006/relationships" xmlns:wp14="http://schemas.microsoft.com/office/word/2010/wordprocessingDrawing" xmlns:wp="http://schemas.openxmlformats.org/drawingml/2006/wordprocessingDrawing" xmlns:wpg="http://schemas.microsoft.com/office/word/2010/wordprocessingGroup" xmlns:wpi="http://schemas.microsoft.com/office/word/2010/wordprocessingInk" xmlns:wps="http://schemas.microsoft.com/office/word/2010/wordprocessingShape" xmlns:o="urn:schemas-microsoft-com:office:office" xmlns:v="urn:schemas-microsoft-com:vml" xmlns:w10="urn:schemas-microsoft-com:office:word" xmlns:w="http://schemas.openxmlformats.org/wordprocessingml/2006/main" xmlns:w14="http://schemas.microsoft.com/office/word/2010/wordml" xmlns:w15="http://schemas.microsoft.com/office/word/2012/wordml" xmlns:w16cex="http://schemas.microsoft.com/office/word/2018/wordml/cex" xmlns:w16cid="http://schemas.microsoft.com/office/word/2016/wordml/cid" xmlns:w16="http://schemas.microsoft.com/office/word/2018/wordml" xmlns:w16sdtdh="http://schemas.microsoft.com/office/word/2020/wordml/sdtdatahash" xmlns:w16sdtfl="http://schemas.microsoft.com/office/word/2024/wordml/sdtformatlock" xmlns:w16se="http://schemas.microsoft.com/office/word/2015/wordml/symex" xmlns:w16du="http://schemas.microsoft.com/office/word/2023/wordml/word16du" xmlns:wne="http://schemas.microsoft.com/office/word/2006/wordml" mc:Ignorable="w14 w15 w16se w16cid w16 w16cex w16sdtdh w16sdtfl w16du wp14">
+  <w:p>
+    <w:pPr>
+      <w:pStyle w:val="Header"/>
+    </w:pPr>
+  </w:p>
+  <w:p>
+    <w:pPr>
+      <w:pStyle w:val="Header"/>
+    </w:pPr>
+  </w:p>
+</w:hdr>
+</file>
+
 <file path=word/numbering.xml><?xml version="1.0" encoding="utf-8"?>
 <w:numbering xmlns:wpc="http://schemas.microsoft.com/office/word/2010/wordprocessingCanvas" xmlns:cx="http://schemas.microsoft.com/office/drawing/2014/chartex" xmlns:cx1="http://schemas.microsoft.com/office/drawing/2015/9/8/chartex" xmlns:cx2="http://schemas.microsoft.com/office/drawing/2015/10/21/chartex" xmlns:cx3="http://schemas.microsoft.com/office/drawing/2016/5/9/chartex" xmlns:cx4="http://schemas.microsoft.com/office/drawing/2016/5/10/chartex" xmlns:cx5="http://schemas.microsoft.com/office/drawing/2016/5/11/chartex" xmlns:cx6="http://schemas.microsoft.com/office/drawing/2016/5/12/chartex" xmlns:cx7="http://schemas.microsoft.com/office/drawing/2016/5/13/chartex" xmlns:cx8="http://schemas.microsoft.com/office/drawing/2016/5/14/chartex" xmlns:mc="http://schemas.openxmlformats.org/markup-compatibility/2006" xmlns:m="http://schemas.openxmlformats.org/officeDocument/2006/math" xmlns:aink="http://schemas.microsoft.com/office/drawing/2016/ink" xmlns:am3d="http://schemas.microsoft.com/office/drawing/2017/model3d" xmlns:oel="http://schemas.microsoft.com/office/2019/extlst" xmlns:r="http://schemas.openxmlformats.org/officeDocument/2006/relationships" xmlns:wp14="http://schemas.microsoft.com/office/word/2010/wordprocessingDrawing" xmlns:wp="http://schemas.openxmlformats.org/drawingml/2006/wordprocessingDrawing" xmlns:wpg="http://schemas.microsoft.com/office/word/2010/wordprocessingGroup" xmlns:wpi="http://schemas.microsoft.com/office/word/2010/wordprocessingInk" xmlns:wps="http://schemas.microsoft.com/office/word/2010/wordprocessingShape" xmlns:o="urn:schemas-microsoft-com:office:office" xmlns:v="urn:schemas-microsoft-com:vml" xmlns:w10="urn:schemas-microsoft-com:office:word" xmlns:w="http://schemas.openxmlformats.org/wordprocessingml/2006/main" xmlns:w14="http://schemas.microsoft.com/office/word/2010/wordml" xmlns:w15="http://schemas.microsoft.com/office/word/2012/wordml" xmlns:w16cex="http://schemas.microsoft.com/office/word/2018/wordml/cex" xmlns:w16cid="http://schemas.microsoft.com/office/word/2016/wordml/cid" xmlns:w16="http://schemas.microsoft.com/office/word/2018/wordml" xmlns:w16sdtdh="http://schemas.microsoft.com/office/word/2020/wordml/sdtdatahash" xmlns:w16sdtfl="http://schemas.microsoft.com/office/word/2024/wordml/sdtformatlock" xmlns:w16se="http://schemas.microsoft.com/office/word/2015/wordml/symex" xmlns:w16du="http://schemas.microsoft.com/office/word/2023/wordml/word16du" xmlns:wne="http://schemas.microsoft.com/office/word/2006/wordml" mc:Ignorable="w14 w15 w16se w16cid w16 w16cex w16sdtdh w16sdtfl w16du wp14">
   <w:abstractNum w:abstractNumId="0" w15:restartNumberingAfterBreak="0">
-    <w:nsid w:val="54307DBB"/>
+    <w:nsid w:val="4B7168D8"/>
     <w:multiLevelType w:val="hybridMultilevel"/>
-    <w:tmpl w:val="722A3E3A"/>
+    <w:tmpl w:val="16FAC6CC"/>
     <w:lvl w:ilvl="0" w:tplc="04090011">
       <w:start w:val="1"/>
       <w:numFmt w:val="decimal"/>
       <w:lvlText w:val="%1)"/>
       <w:lvlJc w:val="left"/>
       <w:pPr>
-        <w:ind w:left="720" w:hanging="360"/>
+        <w:ind w:left="360" w:hanging="360"/>
       </w:pPr>
       <w:rPr>
         <w:rFonts w:hint="default"/>
@@ -1649,7 +2742,7 @@
       <w:lvlText w:val="%2."/>
       <w:lvlJc w:val="left"/>
       <w:pPr>
-        <w:ind w:left="1440" w:hanging="360"/>
+        <w:ind w:left="1080" w:hanging="360"/>
       </w:pPr>
     </w:lvl>
     <w:lvl w:ilvl="2" w:tplc="0409001B" w:tentative="1">
@@ -1658,7 +2751,7 @@
       <w:lvlText w:val="%3."/>
       <w:lvlJc w:val="right"/>
       <w:pPr>
-        <w:ind w:left="2160" w:hanging="180"/>
+        <w:ind w:left="1800" w:hanging="180"/>
       </w:pPr>
     </w:lvl>
     <w:lvl w:ilvl="3" w:tplc="0409000F" w:tentative="1">
@@ -1667,7 +2760,7 @@
       <w:lvlText w:val="%4."/>
       <w:lvlJc w:val="left"/>
       <w:pPr>
-        <w:ind w:left="2880" w:hanging="360"/>
+        <w:ind w:left="2520" w:hanging="360"/>
       </w:pPr>
     </w:lvl>
     <w:lvl w:ilvl="4" w:tplc="04090019" w:tentative="1">
@@ -1676,7 +2769,7 @@
       <w:lvlText w:val="%5."/>
       <w:lvlJc w:val="left"/>
       <w:pPr>
-        <w:ind w:left="3600" w:hanging="360"/>
+        <w:ind w:left="3240" w:hanging="360"/>
       </w:pPr>
     </w:lvl>
     <w:lvl w:ilvl="5" w:tplc="0409001B" w:tentative="1">
@@ -1685,7 +2778,7 @@
       <w:lvlText w:val="%6."/>
       <w:lvlJc w:val="right"/>
       <w:pPr>
-        <w:ind w:left="4320" w:hanging="180"/>
+        <w:ind w:left="3960" w:hanging="180"/>
       </w:pPr>
     </w:lvl>
     <w:lvl w:ilvl="6" w:tplc="0409000F" w:tentative="1">
@@ -1694,7 +2787,7 @@
       <w:lvlText w:val="%7."/>
       <w:lvlJc w:val="left"/>
       <w:pPr>
-        <w:ind w:left="5040" w:hanging="360"/>
+        <w:ind w:left="4680" w:hanging="360"/>
       </w:pPr>
     </w:lvl>
     <w:lvl w:ilvl="7" w:tplc="04090019" w:tentative="1">
@@ -1703,7 +2796,7 @@
       <w:lvlText w:val="%8."/>
       <w:lvlJc w:val="left"/>
       <w:pPr>
-        <w:ind w:left="5760" w:hanging="360"/>
+        <w:ind w:left="5400" w:hanging="360"/>
       </w:pPr>
     </w:lvl>
     <w:lvl w:ilvl="8" w:tplc="0409001B" w:tentative="1">
@@ -1712,11 +2805,100 @@
       <w:lvlText w:val="%9."/>
       <w:lvlJc w:val="right"/>
       <w:pPr>
-        <w:ind w:left="6480" w:hanging="180"/>
+        <w:ind w:left="6120" w:hanging="180"/>
       </w:pPr>
     </w:lvl>
   </w:abstractNum>
   <w:abstractNum w:abstractNumId="1" w15:restartNumberingAfterBreak="0">
+    <w:nsid w:val="54307DBB"/>
+    <w:multiLevelType w:val="hybridMultilevel"/>
+    <w:tmpl w:val="722A3E3A"/>
+    <w:lvl w:ilvl="0" w:tplc="04090011">
+      <w:start w:val="1"/>
+      <w:numFmt w:val="decimal"/>
+      <w:lvlText w:val="%1)"/>
+      <w:lvlJc w:val="left"/>
+      <w:pPr>
+        <w:ind w:left="720" w:hanging="360"/>
+      </w:pPr>
+      <w:rPr>
+        <w:rFonts w:hint="default"/>
+      </w:rPr>
+    </w:lvl>
+    <w:lvl w:ilvl="1" w:tplc="04090019" w:tentative="1">
+      <w:start w:val="1"/>
+      <w:numFmt w:val="lowerLetter"/>
+      <w:lvlText w:val="%2."/>
+      <w:lvlJc w:val="left"/>
+      <w:pPr>
+        <w:ind w:left="1440" w:hanging="360"/>
+      </w:pPr>
+    </w:lvl>
+    <w:lvl w:ilvl="2" w:tplc="0409001B" w:tentative="1">
+      <w:start w:val="1"/>
+      <w:numFmt w:val="lowerRoman"/>
+      <w:lvlText w:val="%3."/>
+      <w:lvlJc w:val="right"/>
+      <w:pPr>
+        <w:ind w:left="2160" w:hanging="180"/>
+      </w:pPr>
+    </w:lvl>
+    <w:lvl w:ilvl="3" w:tplc="0409000F" w:tentative="1">
+      <w:start w:val="1"/>
+      <w:numFmt w:val="decimal"/>
+      <w:lvlText w:val="%4."/>
+      <w:lvlJc w:val="left"/>
+      <w:pPr>
+        <w:ind w:left="2880" w:hanging="360"/>
+      </w:pPr>
+    </w:lvl>
+    <w:lvl w:ilvl="4" w:tplc="04090019" w:tentative="1">
+      <w:start w:val="1"/>
+      <w:numFmt w:val="lowerLetter"/>
+      <w:lvlText w:val="%5."/>
+      <w:lvlJc w:val="left"/>
+      <w:pPr>
+        <w:ind w:left="3600" w:hanging="360"/>
+      </w:pPr>
+    </w:lvl>
+    <w:lvl w:ilvl="5" w:tplc="0409001B" w:tentative="1">
+      <w:start w:val="1"/>
+      <w:numFmt w:val="lowerRoman"/>
+      <w:lvlText w:val="%6."/>
+      <w:lvlJc w:val="right"/>
+      <w:pPr>
+        <w:ind w:left="4320" w:hanging="180"/>
+      </w:pPr>
+    </w:lvl>
+    <w:lvl w:ilvl="6" w:tplc="0409000F" w:tentative="1">
+      <w:start w:val="1"/>
+      <w:numFmt w:val="decimal"/>
+      <w:lvlText w:val="%7."/>
+      <w:lvlJc w:val="left"/>
+      <w:pPr>
+        <w:ind w:left="5040" w:hanging="360"/>
+      </w:pPr>
+    </w:lvl>
+    <w:lvl w:ilvl="7" w:tplc="04090019" w:tentative="1">
+      <w:start w:val="1"/>
+      <w:numFmt w:val="lowerLetter"/>
+      <w:lvlText w:val="%8."/>
+      <w:lvlJc w:val="left"/>
+      <w:pPr>
+        <w:ind w:left="5760" w:hanging="360"/>
+      </w:pPr>
+    </w:lvl>
+    <w:lvl w:ilvl="8" w:tplc="0409001B" w:tentative="1">
+      <w:start w:val="1"/>
+      <w:numFmt w:val="lowerRoman"/>
+      <w:lvlText w:val="%9."/>
+      <w:lvlJc w:val="right"/>
+      <w:pPr>
+        <w:ind w:left="6480" w:hanging="180"/>
+      </w:pPr>
+    </w:lvl>
+  </w:abstractNum>
+  <w:abstractNum w:abstractNumId="2" w15:restartNumberingAfterBreak="0">
     <w:nsid w:val="6145693C"/>
     <w:multiLevelType w:val="hybridMultilevel"/>
     <w:tmpl w:val="D908A9C6"/>
@@ -1829,11 +3011,106 @@
       </w:rPr>
     </w:lvl>
   </w:abstractNum>
+  <w:abstractNum w:abstractNumId="3" w15:restartNumberingAfterBreak="0">
+    <w:nsid w:val="6F834351"/>
+    <w:multiLevelType w:val="hybridMultilevel"/>
+    <w:tmpl w:val="F054703A"/>
+    <w:lvl w:ilvl="0" w:tplc="04090011">
+      <w:start w:val="1"/>
+      <w:numFmt w:val="decimal"/>
+      <w:lvlText w:val="%1)"/>
+      <w:lvlJc w:val="left"/>
+      <w:pPr>
+        <w:ind w:left="360" w:hanging="360"/>
+      </w:pPr>
+      <w:rPr>
+        <w:rFonts w:hint="default"/>
+      </w:rPr>
+    </w:lvl>
+    <w:lvl w:ilvl="1" w:tplc="04090019" w:tentative="1">
+      <w:start w:val="1"/>
+      <w:numFmt w:val="lowerLetter"/>
+      <w:lvlText w:val="%2."/>
+      <w:lvlJc w:val="left"/>
+      <w:pPr>
+        <w:ind w:left="1080" w:hanging="360"/>
+      </w:pPr>
+    </w:lvl>
+    <w:lvl w:ilvl="2" w:tplc="0409001B" w:tentative="1">
+      <w:start w:val="1"/>
+      <w:numFmt w:val="lowerRoman"/>
+      <w:lvlText w:val="%3."/>
+      <w:lvlJc w:val="right"/>
+      <w:pPr>
+        <w:ind w:left="1800" w:hanging="180"/>
+      </w:pPr>
+    </w:lvl>
+    <w:lvl w:ilvl="3" w:tplc="0409000F" w:tentative="1">
+      <w:start w:val="1"/>
+      <w:numFmt w:val="decimal"/>
+      <w:lvlText w:val="%4."/>
+      <w:lvlJc w:val="left"/>
+      <w:pPr>
+        <w:ind w:left="2520" w:hanging="360"/>
+      </w:pPr>
+    </w:lvl>
+    <w:lvl w:ilvl="4" w:tplc="04090019" w:tentative="1">
+      <w:start w:val="1"/>
+      <w:numFmt w:val="lowerLetter"/>
+      <w:lvlText w:val="%5."/>
+      <w:lvlJc w:val="left"/>
+      <w:pPr>
+        <w:ind w:left="3240" w:hanging="360"/>
+      </w:pPr>
+    </w:lvl>
+    <w:lvl w:ilvl="5" w:tplc="0409001B" w:tentative="1">
+      <w:start w:val="1"/>
+      <w:numFmt w:val="lowerRoman"/>
+      <w:lvlText w:val="%6."/>
+      <w:lvlJc w:val="right"/>
+      <w:pPr>
+        <w:ind w:left="3960" w:hanging="180"/>
+      </w:pPr>
+    </w:lvl>
+    <w:lvl w:ilvl="6" w:tplc="0409000F" w:tentative="1">
+      <w:start w:val="1"/>
+      <w:numFmt w:val="decimal"/>
+      <w:lvlText w:val="%7."/>
+      <w:lvlJc w:val="left"/>
+      <w:pPr>
+        <w:ind w:left="4680" w:hanging="360"/>
+      </w:pPr>
+    </w:lvl>
+    <w:lvl w:ilvl="7" w:tplc="04090019" w:tentative="1">
+      <w:start w:val="1"/>
+      <w:numFmt w:val="lowerLetter"/>
+      <w:lvlText w:val="%8."/>
+      <w:lvlJc w:val="left"/>
+      <w:pPr>
+        <w:ind w:left="5400" w:hanging="360"/>
+      </w:pPr>
+    </w:lvl>
+    <w:lvl w:ilvl="8" w:tplc="0409001B" w:tentative="1">
+      <w:start w:val="1"/>
+      <w:numFmt w:val="lowerRoman"/>
+      <w:lvlText w:val="%9."/>
+      <w:lvlJc w:val="right"/>
+      <w:pPr>
+        <w:ind w:left="6120" w:hanging="180"/>
+      </w:pPr>
+    </w:lvl>
+  </w:abstractNum>
   <w:num w:numId="1" w16cid:durableId="2025472158">
-    <w:abstractNumId w:val="0"/>
+    <w:abstractNumId w:val="1"/>
   </w:num>
   <w:num w:numId="2" w16cid:durableId="1848016446">
-    <w:abstractNumId w:val="1"/>
+    <w:abstractNumId w:val="2"/>
+  </w:num>
+  <w:num w:numId="3" w16cid:durableId="532234397">
+    <w:abstractNumId w:val="3"/>
+  </w:num>
+  <w:num w:numId="4" w16cid:durableId="59989595">
+    <w:abstractNumId w:val="0"/>
   </w:num>
 </w:numbering>
 </file>
@@ -2800,6 +4077,50 @@
       <w:color w:val="666666"/>
     </w:rPr>
   </w:style>
+  <w:style w:type="paragraph" w:styleId="Header">
+    <w:name w:val="header"/>
+    <w:basedOn w:val="Normal"/>
+    <w:link w:val="HeaderChar"/>
+    <w:uiPriority w:val="99"/>
+    <w:unhideWhenUsed/>
+    <w:rsid w:val="00696D5E"/>
+    <w:pPr>
+      <w:tabs>
+        <w:tab w:val="center" w:pos="4680"/>
+        <w:tab w:val="right" w:pos="9360"/>
+      </w:tabs>
+      <w:spacing w:after="0" w:line="240" w:lineRule="auto"/>
+    </w:pPr>
+  </w:style>
+  <w:style w:type="character" w:customStyle="1" w:styleId="HeaderChar">
+    <w:name w:val="Header Char"/>
+    <w:basedOn w:val="DefaultParagraphFont"/>
+    <w:link w:val="Header"/>
+    <w:uiPriority w:val="99"/>
+    <w:rsid w:val="00696D5E"/>
+  </w:style>
+  <w:style w:type="paragraph" w:styleId="Footer">
+    <w:name w:val="footer"/>
+    <w:basedOn w:val="Normal"/>
+    <w:link w:val="FooterChar"/>
+    <w:uiPriority w:val="99"/>
+    <w:unhideWhenUsed/>
+    <w:rsid w:val="00696D5E"/>
+    <w:pPr>
+      <w:tabs>
+        <w:tab w:val="center" w:pos="4680"/>
+        <w:tab w:val="right" w:pos="9360"/>
+      </w:tabs>
+      <w:spacing w:after="0" w:line="240" w:lineRule="auto"/>
+    </w:pPr>
+  </w:style>
+  <w:style w:type="character" w:customStyle="1" w:styleId="FooterChar">
+    <w:name w:val="Footer Char"/>
+    <w:basedOn w:val="DefaultParagraphFont"/>
+    <w:link w:val="Footer"/>
+    <w:uiPriority w:val="99"/>
+    <w:rsid w:val="00696D5E"/>
+  </w:style>
 </w:styles>
 </file>
 

--- a/Dual Formulation/F. Dual Formulation.docx
+++ b/Dual Formulation/F. Dual Formulation.docx
@@ -2606,6 +2606,10 @@
     <w:p>
       <w:pPr>
         <w:pStyle w:val="NormalWeb"/>
+        <w:numPr>
+          <w:ilvl w:val="0"/>
+          <w:numId w:val="4"/>
+        </w:numPr>
         <w:shd w:val="clear" w:color="auto" w:fill="FFFFFF"/>
         <w:spacing w:before="0" w:beforeAutospacing="0" w:after="0" w:afterAutospacing="0"/>
         <w:rPr>
@@ -2616,7 +2620,7 @@
         <w:rPr>
           <w:color w:val="000000" w:themeColor="text1"/>
         </w:rPr>
-        <w:t xml:space="preserve">4) Provide a link to your GAMS code on your </w:t>
+        <w:t xml:space="preserve">Provide a link to your GAMS code on your </w:t>
       </w:r>
       <w:proofErr w:type="spellStart"/>
       <w:r>
@@ -2642,8 +2646,389 @@
         </w:rPr>
       </w:pPr>
     </w:p>
+    <w:p>
+      <w:pPr>
+        <w:spacing w:after="0"/>
+        <w:rPr>
+          <w:rFonts w:ascii="Times New Roman" w:hAnsi="Times New Roman" w:cs="Times New Roman"/>
+          <w:color w:val="000000" w:themeColor="text1"/>
+        </w:rPr>
+      </w:pPr>
+      <w:hyperlink r:id="rId7" w:history="1">
+        <w:r>
+          <w:rPr>
+            <w:rStyle w:val="Hyperlink"/>
+            <w:rFonts w:ascii="Times New Roman" w:hAnsi="Times New Roman" w:cs="Times New Roman"/>
+          </w:rPr>
+          <w:t>https://github.com/AggieNommaste/CEE-6410.git</w:t>
+        </w:r>
+      </w:hyperlink>
+    </w:p>
+    <w:p>
+      <w:pPr>
+        <w:spacing w:after="0"/>
+        <w:rPr>
+          <w:rFonts w:ascii="Times New Roman" w:hAnsi="Times New Roman" w:cs="Times New Roman"/>
+          <w:color w:val="000000" w:themeColor="text1"/>
+        </w:rPr>
+      </w:pPr>
+    </w:p>
+    <w:p>
+      <w:pPr>
+        <w:spacing w:after="0"/>
+        <w:rPr>
+          <w:rFonts w:ascii="Times New Roman" w:hAnsi="Times New Roman" w:cs="Times New Roman"/>
+          <w:color w:val="000000" w:themeColor="text1"/>
+        </w:rPr>
+      </w:pPr>
+      <w:r>
+        <w:rPr>
+          <w:rFonts w:ascii="Times New Roman" w:hAnsi="Times New Roman" w:cs="Times New Roman"/>
+          <w:color w:val="000000" w:themeColor="text1"/>
+        </w:rPr>
+        <w:t>path: main/</w:t>
+      </w:r>
+      <w:r>
+        <w:rPr>
+          <w:rFonts w:ascii="Times New Roman" w:hAnsi="Times New Roman" w:cs="Times New Roman"/>
+          <w:color w:val="000000" w:themeColor="text1"/>
+        </w:rPr>
+        <w:t>Dual Formulation/Dual Formulation HW2.gms</w:t>
+      </w:r>
+    </w:p>
+    <w:p>
+      <w:pPr>
+        <w:spacing w:after="0"/>
+        <w:rPr>
+          <w:rFonts w:ascii="Times New Roman" w:hAnsi="Times New Roman" w:cs="Times New Roman"/>
+          <w:color w:val="000000" w:themeColor="text1"/>
+        </w:rPr>
+      </w:pPr>
+    </w:p>
+    <w:p>
+      <w:pPr>
+        <w:spacing w:after="0"/>
+        <w:rPr>
+          <w:rFonts w:ascii="Times New Roman" w:hAnsi="Times New Roman" w:cs="Times New Roman"/>
+          <w:color w:val="000000" w:themeColor="text1"/>
+        </w:rPr>
+      </w:pPr>
+      <w:hyperlink r:id="rId8" w:history="1">
+        <w:r>
+          <w:rPr>
+            <w:rStyle w:val="Hyperlink"/>
+            <w:rFonts w:ascii="Times New Roman" w:hAnsi="Times New Roman" w:cs="Times New Roman"/>
+          </w:rPr>
+          <w:t>https://github.com/AggieNommaste/CEE-6410/tree/76eaa9ea46cf44a0a8bdca9944fe28af1cadd793/Dual%20Formulation</w:t>
+        </w:r>
+      </w:hyperlink>
+    </w:p>
+    <w:p>
+      <w:pPr>
+        <w:spacing w:after="0"/>
+        <w:rPr>
+          <w:rFonts w:ascii="Times New Roman" w:hAnsi="Times New Roman" w:cs="Times New Roman"/>
+          <w:color w:val="000000" w:themeColor="text1"/>
+        </w:rPr>
+      </w:pPr>
+    </w:p>
+    <w:p>
+      <w:pPr>
+        <w:spacing w:after="0"/>
+        <w:rPr>
+          <w:rFonts w:ascii="Times New Roman" w:hAnsi="Times New Roman" w:cs="Times New Roman"/>
+          <w:color w:val="000000" w:themeColor="text1"/>
+        </w:rPr>
+      </w:pPr>
+    </w:p>
+    <w:p>
+      <w:pPr>
+        <w:spacing w:after="0"/>
+        <w:rPr>
+          <w:rFonts w:ascii="Times New Roman" w:hAnsi="Times New Roman" w:cs="Times New Roman"/>
+          <w:color w:val="000000" w:themeColor="text1"/>
+        </w:rPr>
+      </w:pPr>
+      <w:r>
+        <w:rPr>
+          <w:rFonts w:ascii="Times New Roman" w:hAnsi="Times New Roman" w:cs="Times New Roman"/>
+          <w:color w:val="000000" w:themeColor="text1"/>
+        </w:rPr>
+        <w:t>What is the dual formulation of the dual formulation to a primal problem? (5 pts)</w:t>
+      </w:r>
+    </w:p>
+    <w:p>
+      <w:pPr>
+        <w:pStyle w:val="ListParagraph"/>
+        <w:numPr>
+          <w:ilvl w:val="0"/>
+          <w:numId w:val="6"/>
+        </w:numPr>
+        <w:spacing w:after="0"/>
+        <w:rPr>
+          <w:rFonts w:ascii="Times New Roman" w:hAnsi="Times New Roman" w:cs="Times New Roman"/>
+          <w:color w:val="000000" w:themeColor="text1"/>
+        </w:rPr>
+      </w:pPr>
+      <w:r>
+        <w:rPr>
+          <w:rFonts w:ascii="Times New Roman" w:hAnsi="Times New Roman" w:cs="Times New Roman"/>
+          <w:color w:val="000000" w:themeColor="text1"/>
+        </w:rPr>
+        <w:t>The primal formulation</w:t>
+      </w:r>
+    </w:p>
+    <w:p>
+      <w:pPr>
+        <w:spacing w:after="0"/>
+        <w:rPr>
+          <w:rFonts w:ascii="Times New Roman" w:hAnsi="Times New Roman" w:cs="Times New Roman"/>
+          <w:color w:val="000000" w:themeColor="text1"/>
+        </w:rPr>
+      </w:pPr>
+      <w:r>
+        <w:rPr>
+          <w:rFonts w:ascii="Times New Roman" w:hAnsi="Times New Roman" w:cs="Times New Roman"/>
+          <w:color w:val="000000" w:themeColor="text1"/>
+        </w:rPr>
+        <w:t>How should one interpret the meaning of the shadow values associated with the constraints in the dual formulation? (5 pts)</w:t>
+      </w:r>
+    </w:p>
+    <w:p>
+      <w:pPr>
+        <w:pStyle w:val="ListParagraph"/>
+        <w:numPr>
+          <w:ilvl w:val="0"/>
+          <w:numId w:val="6"/>
+        </w:numPr>
+        <w:spacing w:after="0"/>
+        <w:rPr>
+          <w:rFonts w:ascii="Times New Roman" w:eastAsiaTheme="minorEastAsia" w:hAnsi="Times New Roman" w:cs="Times New Roman"/>
+          <w:color w:val="000000" w:themeColor="text1"/>
+        </w:rPr>
+      </w:pPr>
+      <w:r>
+        <w:rPr>
+          <w:rFonts w:ascii="Times New Roman" w:hAnsi="Times New Roman" w:cs="Times New Roman"/>
+          <w:color w:val="000000" w:themeColor="text1"/>
+        </w:rPr>
+        <w:t xml:space="preserve">They are the amount of </w:t>
+      </w:r>
+      <w:r>
+        <w:rPr>
+          <w:rFonts w:ascii="Times New Roman" w:hAnsi="Times New Roman" w:cs="Times New Roman"/>
+          <w:color w:val="000000" w:themeColor="text1"/>
+        </w:rPr>
+        <w:t xml:space="preserve">profit increase based on raising the corresponding coefficient by 1 dollar. See the units provided on </w:t>
+      </w:r>
+      <w:r>
+        <w:rPr>
+          <w:rFonts w:ascii="Times New Roman" w:hAnsi="Times New Roman" w:cs="Times New Roman"/>
+          <w:color w:val="000000" w:themeColor="text1"/>
+        </w:rPr>
+        <w:t>the shadow values for the Dual formulation (</w:t>
+      </w:r>
+      <m:oMath>
+        <m:f>
+          <m:fPr>
+            <m:ctrlPr>
+              <w:rPr>
+                <w:rFonts w:ascii="Cambria Math" w:hAnsi="Cambria Math" w:cs="Times New Roman"/>
+                <w:color w:val="000000" w:themeColor="text1"/>
+              </w:rPr>
+            </m:ctrlPr>
+          </m:fPr>
+          <m:num>
+            <m:r>
+              <w:rPr>
+                <w:rFonts w:ascii="Cambria Math" w:hAnsi="Cambria Math" w:cs="Times New Roman"/>
+                <w:color w:val="000000" w:themeColor="text1"/>
+              </w:rPr>
+              <m:t>$</m:t>
+            </m:r>
+          </m:num>
+          <m:den>
+            <m:f>
+              <m:fPr>
+                <m:ctrlPr>
+                  <w:rPr>
+                    <w:rFonts w:ascii="Cambria Math" w:hAnsi="Cambria Math" w:cs="Times New Roman"/>
+                    <w:color w:val="000000" w:themeColor="text1"/>
+                  </w:rPr>
+                </m:ctrlPr>
+              </m:fPr>
+              <m:num>
+                <m:r>
+                  <m:rPr>
+                    <m:sty m:val="p"/>
+                  </m:rPr>
+                  <w:rPr>
+                    <w:rFonts w:ascii="Cambria Math" w:hAnsi="Cambria Math" w:cs="Times New Roman"/>
+                    <w:color w:val="000000" w:themeColor="text1"/>
+                  </w:rPr>
+                  <m:t>Δ</m:t>
+                </m:r>
+                <m:r>
+                  <w:rPr>
+                    <w:rFonts w:ascii="Cambria Math" w:hAnsi="Cambria Math" w:cs="Times New Roman"/>
+                    <w:color w:val="000000" w:themeColor="text1"/>
+                  </w:rPr>
+                  <m:t>$</m:t>
+                </m:r>
+              </m:num>
+              <m:den>
+                <m:r>
+                  <w:rPr>
+                    <w:rFonts w:ascii="Cambria Math" w:hAnsi="Cambria Math" w:cs="Times New Roman"/>
+                    <w:color w:val="000000" w:themeColor="text1"/>
+                  </w:rPr>
+                  <m:t>acre</m:t>
+                </m:r>
+              </m:den>
+            </m:f>
+          </m:den>
+        </m:f>
+      </m:oMath>
+      <w:r>
+        <w:rPr>
+          <w:rFonts w:ascii="Times New Roman" w:eastAsiaTheme="minorEastAsia" w:hAnsi="Times New Roman" w:cs="Times New Roman"/>
+          <w:color w:val="000000" w:themeColor="text1"/>
+        </w:rPr>
+        <w:t>).</w:t>
+      </w:r>
+    </w:p>
+    <w:p>
+      <w:pPr>
+        <w:spacing w:after="0"/>
+        <w:rPr>
+          <w:rFonts w:ascii="Times New Roman" w:eastAsiaTheme="minorEastAsia" w:hAnsi="Times New Roman" w:cs="Times New Roman"/>
+          <w:color w:val="000000" w:themeColor="text1"/>
+        </w:rPr>
+      </w:pPr>
+    </w:p>
+    <w:p>
+      <w:pPr>
+        <w:spacing w:after="0"/>
+        <w:rPr>
+          <w:rFonts w:ascii="Times New Roman" w:hAnsi="Times New Roman" w:cs="Times New Roman"/>
+          <w:color w:val="000000" w:themeColor="text1"/>
+        </w:rPr>
+      </w:pPr>
+      <w:r>
+        <w:rPr>
+          <w:rFonts w:ascii="Times New Roman" w:hAnsi="Times New Roman" w:cs="Times New Roman"/>
+          <w:color w:val="000000" w:themeColor="text1"/>
+        </w:rPr>
+        <w:lastRenderedPageBreak/>
+        <w:t>Which things are going well?</w:t>
+      </w:r>
+    </w:p>
+    <w:p>
+      <w:pPr>
+        <w:pStyle w:val="ListParagraph"/>
+        <w:numPr>
+          <w:ilvl w:val="0"/>
+          <w:numId w:val="6"/>
+        </w:numPr>
+        <w:spacing w:after="0"/>
+        <w:rPr>
+          <w:rFonts w:ascii="Times New Roman" w:hAnsi="Times New Roman" w:cs="Times New Roman"/>
+          <w:color w:val="000000" w:themeColor="text1"/>
+        </w:rPr>
+      </w:pPr>
+      <w:r>
+        <w:rPr>
+          <w:rFonts w:ascii="Times New Roman" w:hAnsi="Times New Roman" w:cs="Times New Roman"/>
+          <w:color w:val="000000" w:themeColor="text1"/>
+        </w:rPr>
+        <w:t>Learning GAMS is going well</w:t>
+      </w:r>
+    </w:p>
+    <w:p>
+      <w:pPr>
+        <w:pStyle w:val="ListParagraph"/>
+        <w:numPr>
+          <w:ilvl w:val="0"/>
+          <w:numId w:val="6"/>
+        </w:numPr>
+        <w:spacing w:after="0"/>
+        <w:rPr>
+          <w:rFonts w:ascii="Times New Roman" w:hAnsi="Times New Roman" w:cs="Times New Roman"/>
+          <w:color w:val="000000" w:themeColor="text1"/>
+        </w:rPr>
+      </w:pPr>
+      <w:r>
+        <w:rPr>
+          <w:rFonts w:ascii="Times New Roman" w:hAnsi="Times New Roman" w:cs="Times New Roman"/>
+          <w:color w:val="000000" w:themeColor="text1"/>
+        </w:rPr>
+        <w:t xml:space="preserve">Getting a better understanding of model formulation </w:t>
+      </w:r>
+    </w:p>
+    <w:p>
+      <w:pPr>
+        <w:spacing w:after="0"/>
+        <w:rPr>
+          <w:rFonts w:ascii="Times New Roman" w:hAnsi="Times New Roman" w:cs="Times New Roman"/>
+          <w:color w:val="000000" w:themeColor="text1"/>
+        </w:rPr>
+      </w:pPr>
+      <w:r>
+        <w:rPr>
+          <w:rFonts w:ascii="Times New Roman" w:hAnsi="Times New Roman" w:cs="Times New Roman"/>
+          <w:color w:val="000000" w:themeColor="text1"/>
+        </w:rPr>
+        <w:t>What remains unclear or what can be improved?</w:t>
+      </w:r>
+    </w:p>
+    <w:p>
+      <w:pPr>
+        <w:pStyle w:val="ListParagraph"/>
+        <w:numPr>
+          <w:ilvl w:val="0"/>
+          <w:numId w:val="6"/>
+        </w:numPr>
+        <w:spacing w:after="0"/>
+        <w:rPr>
+          <w:rFonts w:ascii="Times New Roman" w:hAnsi="Times New Roman" w:cs="Times New Roman"/>
+          <w:color w:val="000000" w:themeColor="text1"/>
+        </w:rPr>
+      </w:pPr>
+      <w:r>
+        <w:rPr>
+          <w:rFonts w:ascii="Times New Roman" w:hAnsi="Times New Roman" w:cs="Times New Roman"/>
+          <w:color w:val="000000" w:themeColor="text1"/>
+        </w:rPr>
+        <w:t xml:space="preserve">I am unsure what the </w:t>
+      </w:r>
+      <w:r>
+        <w:rPr>
+          <w:rFonts w:ascii="Times New Roman" w:hAnsi="Times New Roman" w:cs="Times New Roman"/>
+          <w:color w:val="000000" w:themeColor="text1"/>
+        </w:rPr>
+        <w:t xml:space="preserve">reduced costs are and how they are applicable. </w:t>
+      </w:r>
+    </w:p>
+    <w:p>
+      <w:pPr>
+        <w:spacing w:after="0"/>
+        <w:rPr>
+          <w:rFonts w:ascii="Times New Roman" w:eastAsiaTheme="minorEastAsia" w:hAnsi="Times New Roman" w:cs="Times New Roman"/>
+          <w:color w:val="000000" w:themeColor="text1"/>
+        </w:rPr>
+      </w:pPr>
+    </w:p>
+    <w:p>
+      <w:pPr>
+        <w:spacing w:after="0"/>
+        <w:rPr>
+          <w:rFonts w:ascii="Times New Roman" w:hAnsi="Times New Roman" w:cs="Times New Roman"/>
+          <w:color w:val="000000" w:themeColor="text1"/>
+        </w:rPr>
+      </w:pPr>
+    </w:p>
     <w:sectPr>
-      <w:headerReference w:type="default" r:id="rId7"/>
+      <w:headerReference w:type="default" r:id="rId9"/>
       <w:pgSz w:w="12240" w:h="15840"/>
       <w:pgMar w:top="1440" w:right="1440" w:bottom="1440" w:left="1440" w:header="720" w:footer="720" w:gutter="0"/>
       <w:cols w:space="720"/>
@@ -2721,6 +3106,232 @@
 <file path=word/numbering.xml><?xml version="1.0" encoding="utf-8"?>
 <w:numbering xmlns:wpc="http://schemas.microsoft.com/office/word/2010/wordprocessingCanvas" xmlns:cx="http://schemas.microsoft.com/office/drawing/2014/chartex" xmlns:cx1="http://schemas.microsoft.com/office/drawing/2015/9/8/chartex" xmlns:cx2="http://schemas.microsoft.com/office/drawing/2015/10/21/chartex" xmlns:cx3="http://schemas.microsoft.com/office/drawing/2016/5/9/chartex" xmlns:cx4="http://schemas.microsoft.com/office/drawing/2016/5/10/chartex" xmlns:cx5="http://schemas.microsoft.com/office/drawing/2016/5/11/chartex" xmlns:cx6="http://schemas.microsoft.com/office/drawing/2016/5/12/chartex" xmlns:cx7="http://schemas.microsoft.com/office/drawing/2016/5/13/chartex" xmlns:cx8="http://schemas.microsoft.com/office/drawing/2016/5/14/chartex" xmlns:mc="http://schemas.openxmlformats.org/markup-compatibility/2006" xmlns:m="http://schemas.openxmlformats.org/officeDocument/2006/math" xmlns:aink="http://schemas.microsoft.com/office/drawing/2016/ink" xmlns:am3d="http://schemas.microsoft.com/office/drawing/2017/model3d" xmlns:oel="http://schemas.microsoft.com/office/2019/extlst" xmlns:r="http://schemas.openxmlformats.org/officeDocument/2006/relationships" xmlns:wp14="http://schemas.microsoft.com/office/word/2010/wordprocessingDrawing" xmlns:wp="http://schemas.openxmlformats.org/drawingml/2006/wordprocessingDrawing" xmlns:wpg="http://schemas.microsoft.com/office/word/2010/wordprocessingGroup" xmlns:wpi="http://schemas.microsoft.com/office/word/2010/wordprocessingInk" xmlns:wps="http://schemas.microsoft.com/office/word/2010/wordprocessingShape" xmlns:o="urn:schemas-microsoft-com:office:office" xmlns:v="urn:schemas-microsoft-com:vml" xmlns:w10="urn:schemas-microsoft-com:office:word" xmlns:w="http://schemas.openxmlformats.org/wordprocessingml/2006/main" xmlns:w14="http://schemas.microsoft.com/office/word/2010/wordml" xmlns:w15="http://schemas.microsoft.com/office/word/2012/wordml" xmlns:w16cex="http://schemas.microsoft.com/office/word/2018/wordml/cex" xmlns:w16cid="http://schemas.microsoft.com/office/word/2016/wordml/cid" xmlns:w16="http://schemas.microsoft.com/office/word/2018/wordml" xmlns:w16sdtdh="http://schemas.microsoft.com/office/word/2020/wordml/sdtdatahash" xmlns:w16sdtfl="http://schemas.microsoft.com/office/word/2024/wordml/sdtformatlock" xmlns:w16se="http://schemas.microsoft.com/office/word/2015/wordml/symex" xmlns:w16du="http://schemas.microsoft.com/office/word/2023/wordml/word16du" xmlns:wne="http://schemas.microsoft.com/office/word/2006/wordml" mc:Ignorable="w14 w15 w16se w16cid w16 w16cex w16sdtdh w16sdtfl w16du wp14">
   <w:abstractNum w:abstractNumId="0" w15:restartNumberingAfterBreak="0">
+    <w:nsid w:val="1DCC4530"/>
+    <w:multiLevelType w:val="multilevel"/>
+    <w:tmpl w:val="01CE9790"/>
+    <w:lvl w:ilvl="0">
+      <w:start w:val="1"/>
+      <w:numFmt w:val="decimal"/>
+      <w:lvlText w:val="%1."/>
+      <w:lvlJc w:val="left"/>
+      <w:pPr>
+        <w:tabs>
+          <w:tab w:val="num" w:pos="720"/>
+        </w:tabs>
+        <w:ind w:left="720" w:hanging="360"/>
+      </w:pPr>
+    </w:lvl>
+    <w:lvl w:ilvl="1" w:tentative="1">
+      <w:start w:val="1"/>
+      <w:numFmt w:val="decimal"/>
+      <w:lvlText w:val="%2."/>
+      <w:lvlJc w:val="left"/>
+      <w:pPr>
+        <w:tabs>
+          <w:tab w:val="num" w:pos="1440"/>
+        </w:tabs>
+        <w:ind w:left="1440" w:hanging="360"/>
+      </w:pPr>
+    </w:lvl>
+    <w:lvl w:ilvl="2" w:tentative="1">
+      <w:start w:val="1"/>
+      <w:numFmt w:val="decimal"/>
+      <w:lvlText w:val="%3."/>
+      <w:lvlJc w:val="left"/>
+      <w:pPr>
+        <w:tabs>
+          <w:tab w:val="num" w:pos="2160"/>
+        </w:tabs>
+        <w:ind w:left="2160" w:hanging="360"/>
+      </w:pPr>
+    </w:lvl>
+    <w:lvl w:ilvl="3" w:tentative="1">
+      <w:start w:val="1"/>
+      <w:numFmt w:val="decimal"/>
+      <w:lvlText w:val="%4."/>
+      <w:lvlJc w:val="left"/>
+      <w:pPr>
+        <w:tabs>
+          <w:tab w:val="num" w:pos="2880"/>
+        </w:tabs>
+        <w:ind w:left="2880" w:hanging="360"/>
+      </w:pPr>
+    </w:lvl>
+    <w:lvl w:ilvl="4" w:tentative="1">
+      <w:start w:val="1"/>
+      <w:numFmt w:val="decimal"/>
+      <w:lvlText w:val="%5."/>
+      <w:lvlJc w:val="left"/>
+      <w:pPr>
+        <w:tabs>
+          <w:tab w:val="num" w:pos="3600"/>
+        </w:tabs>
+        <w:ind w:left="3600" w:hanging="360"/>
+      </w:pPr>
+    </w:lvl>
+    <w:lvl w:ilvl="5" w:tentative="1">
+      <w:start w:val="1"/>
+      <w:numFmt w:val="decimal"/>
+      <w:lvlText w:val="%6."/>
+      <w:lvlJc w:val="left"/>
+      <w:pPr>
+        <w:tabs>
+          <w:tab w:val="num" w:pos="4320"/>
+        </w:tabs>
+        <w:ind w:left="4320" w:hanging="360"/>
+      </w:pPr>
+    </w:lvl>
+    <w:lvl w:ilvl="6" w:tentative="1">
+      <w:start w:val="1"/>
+      <w:numFmt w:val="decimal"/>
+      <w:lvlText w:val="%7."/>
+      <w:lvlJc w:val="left"/>
+      <w:pPr>
+        <w:tabs>
+          <w:tab w:val="num" w:pos="5040"/>
+        </w:tabs>
+        <w:ind w:left="5040" w:hanging="360"/>
+      </w:pPr>
+    </w:lvl>
+    <w:lvl w:ilvl="7" w:tentative="1">
+      <w:start w:val="1"/>
+      <w:numFmt w:val="decimal"/>
+      <w:lvlText w:val="%8."/>
+      <w:lvlJc w:val="left"/>
+      <w:pPr>
+        <w:tabs>
+          <w:tab w:val="num" w:pos="5760"/>
+        </w:tabs>
+        <w:ind w:left="5760" w:hanging="360"/>
+      </w:pPr>
+    </w:lvl>
+    <w:lvl w:ilvl="8" w:tentative="1">
+      <w:start w:val="1"/>
+      <w:numFmt w:val="decimal"/>
+      <w:lvlText w:val="%9."/>
+      <w:lvlJc w:val="left"/>
+      <w:pPr>
+        <w:tabs>
+          <w:tab w:val="num" w:pos="6480"/>
+        </w:tabs>
+        <w:ind w:left="6480" w:hanging="360"/>
+      </w:pPr>
+    </w:lvl>
+  </w:abstractNum>
+  <w:abstractNum w:abstractNumId="1" w15:restartNumberingAfterBreak="0">
+    <w:nsid w:val="2340768E"/>
+    <w:multiLevelType w:val="hybridMultilevel"/>
+    <w:tmpl w:val="DCEA8A02"/>
+    <w:lvl w:ilvl="0" w:tplc="0512D0B0">
+      <w:start w:val="4"/>
+      <w:numFmt w:val="bullet"/>
+      <w:lvlText w:val="-"/>
+      <w:lvlJc w:val="left"/>
+      <w:pPr>
+        <w:ind w:left="720" w:hanging="360"/>
+      </w:pPr>
+      <w:rPr>
+        <w:rFonts w:ascii="Times New Roman" w:eastAsiaTheme="minorHAnsi" w:hAnsi="Times New Roman" w:cs="Times New Roman" w:hint="default"/>
+      </w:rPr>
+    </w:lvl>
+    <w:lvl w:ilvl="1" w:tplc="04090003" w:tentative="1">
+      <w:start w:val="1"/>
+      <w:numFmt w:val="bullet"/>
+      <w:lvlText w:val="o"/>
+      <w:lvlJc w:val="left"/>
+      <w:pPr>
+        <w:ind w:left="1440" w:hanging="360"/>
+      </w:pPr>
+      <w:rPr>
+        <w:rFonts w:ascii="Courier New" w:hAnsi="Courier New" w:cs="Courier New" w:hint="default"/>
+      </w:rPr>
+    </w:lvl>
+    <w:lvl w:ilvl="2" w:tplc="04090005" w:tentative="1">
+      <w:start w:val="1"/>
+      <w:numFmt w:val="bullet"/>
+      <w:lvlText w:val=""/>
+      <w:lvlJc w:val="left"/>
+      <w:pPr>
+        <w:ind w:left="2160" w:hanging="360"/>
+      </w:pPr>
+      <w:rPr>
+        <w:rFonts w:ascii="Wingdings" w:hAnsi="Wingdings" w:hint="default"/>
+      </w:rPr>
+    </w:lvl>
+    <w:lvl w:ilvl="3" w:tplc="04090001" w:tentative="1">
+      <w:start w:val="1"/>
+      <w:numFmt w:val="bullet"/>
+      <w:lvlText w:val=""/>
+      <w:lvlJc w:val="left"/>
+      <w:pPr>
+        <w:ind w:left="2880" w:hanging="360"/>
+      </w:pPr>
+      <w:rPr>
+        <w:rFonts w:ascii="Symbol" w:hAnsi="Symbol" w:hint="default"/>
+      </w:rPr>
+    </w:lvl>
+    <w:lvl w:ilvl="4" w:tplc="04090003" w:tentative="1">
+      <w:start w:val="1"/>
+      <w:numFmt w:val="bullet"/>
+      <w:lvlText w:val="o"/>
+      <w:lvlJc w:val="left"/>
+      <w:pPr>
+        <w:ind w:left="3600" w:hanging="360"/>
+      </w:pPr>
+      <w:rPr>
+        <w:rFonts w:ascii="Courier New" w:hAnsi="Courier New" w:cs="Courier New" w:hint="default"/>
+      </w:rPr>
+    </w:lvl>
+    <w:lvl w:ilvl="5" w:tplc="04090005" w:tentative="1">
+      <w:start w:val="1"/>
+      <w:numFmt w:val="bullet"/>
+      <w:lvlText w:val=""/>
+      <w:lvlJc w:val="left"/>
+      <w:pPr>
+        <w:ind w:left="4320" w:hanging="360"/>
+      </w:pPr>
+      <w:rPr>
+        <w:rFonts w:ascii="Wingdings" w:hAnsi="Wingdings" w:hint="default"/>
+      </w:rPr>
+    </w:lvl>
+    <w:lvl w:ilvl="6" w:tplc="04090001" w:tentative="1">
+      <w:start w:val="1"/>
+      <w:numFmt w:val="bullet"/>
+      <w:lvlText w:val=""/>
+      <w:lvlJc w:val="left"/>
+      <w:pPr>
+        <w:ind w:left="5040" w:hanging="360"/>
+      </w:pPr>
+      <w:rPr>
+        <w:rFonts w:ascii="Symbol" w:hAnsi="Symbol" w:hint="default"/>
+      </w:rPr>
+    </w:lvl>
+    <w:lvl w:ilvl="7" w:tplc="04090003" w:tentative="1">
+      <w:start w:val="1"/>
+      <w:numFmt w:val="bullet"/>
+      <w:lvlText w:val="o"/>
+      <w:lvlJc w:val="left"/>
+      <w:pPr>
+        <w:ind w:left="5760" w:hanging="360"/>
+      </w:pPr>
+      <w:rPr>
+        <w:rFonts w:ascii="Courier New" w:hAnsi="Courier New" w:cs="Courier New" w:hint="default"/>
+      </w:rPr>
+    </w:lvl>
+    <w:lvl w:ilvl="8" w:tplc="04090005" w:tentative="1">
+      <w:start w:val="1"/>
+      <w:numFmt w:val="bullet"/>
+      <w:lvlText w:val=""/>
+      <w:lvlJc w:val="left"/>
+      <w:pPr>
+        <w:ind w:left="6480" w:hanging="360"/>
+      </w:pPr>
+      <w:rPr>
+        <w:rFonts w:ascii="Wingdings" w:hAnsi="Wingdings" w:hint="default"/>
+      </w:rPr>
+    </w:lvl>
+  </w:abstractNum>
+  <w:abstractNum w:abstractNumId="2" w15:restartNumberingAfterBreak="0">
     <w:nsid w:val="4B7168D8"/>
     <w:multiLevelType w:val="hybridMultilevel"/>
     <w:tmpl w:val="16FAC6CC"/>
@@ -2809,7 +3420,7 @@
       </w:pPr>
     </w:lvl>
   </w:abstractNum>
-  <w:abstractNum w:abstractNumId="1" w15:restartNumberingAfterBreak="0">
+  <w:abstractNum w:abstractNumId="3" w15:restartNumberingAfterBreak="0">
     <w:nsid w:val="54307DBB"/>
     <w:multiLevelType w:val="hybridMultilevel"/>
     <w:tmpl w:val="722A3E3A"/>
@@ -2898,7 +3509,7 @@
       </w:pPr>
     </w:lvl>
   </w:abstractNum>
-  <w:abstractNum w:abstractNumId="2" w15:restartNumberingAfterBreak="0">
+  <w:abstractNum w:abstractNumId="4" w15:restartNumberingAfterBreak="0">
     <w:nsid w:val="6145693C"/>
     <w:multiLevelType w:val="hybridMultilevel"/>
     <w:tmpl w:val="D908A9C6"/>
@@ -3011,7 +3622,7 @@
       </w:rPr>
     </w:lvl>
   </w:abstractNum>
-  <w:abstractNum w:abstractNumId="3" w15:restartNumberingAfterBreak="0">
+  <w:abstractNum w:abstractNumId="5" w15:restartNumberingAfterBreak="0">
     <w:nsid w:val="6F834351"/>
     <w:multiLevelType w:val="hybridMultilevel"/>
     <w:tmpl w:val="F054703A"/>
@@ -3100,17 +3711,175 @@
       </w:pPr>
     </w:lvl>
   </w:abstractNum>
+  <w:abstractNum w:abstractNumId="6" w15:restartNumberingAfterBreak="0">
+    <w:nsid w:val="78A9364D"/>
+    <w:multiLevelType w:val="multilevel"/>
+    <w:tmpl w:val="B588A54C"/>
+    <w:lvl w:ilvl="0">
+      <w:start w:val="1"/>
+      <w:numFmt w:val="bullet"/>
+      <w:lvlText w:val=""/>
+      <w:lvlJc w:val="left"/>
+      <w:pPr>
+        <w:tabs>
+          <w:tab w:val="num" w:pos="720"/>
+        </w:tabs>
+        <w:ind w:left="720" w:hanging="360"/>
+      </w:pPr>
+      <w:rPr>
+        <w:rFonts w:ascii="Symbol" w:hAnsi="Symbol" w:hint="default"/>
+        <w:sz w:val="20"/>
+      </w:rPr>
+    </w:lvl>
+    <w:lvl w:ilvl="1" w:tentative="1">
+      <w:start w:val="1"/>
+      <w:numFmt w:val="bullet"/>
+      <w:lvlText w:val="o"/>
+      <w:lvlJc w:val="left"/>
+      <w:pPr>
+        <w:tabs>
+          <w:tab w:val="num" w:pos="1440"/>
+        </w:tabs>
+        <w:ind w:left="1440" w:hanging="360"/>
+      </w:pPr>
+      <w:rPr>
+        <w:rFonts w:ascii="Courier New" w:hAnsi="Courier New" w:hint="default"/>
+        <w:sz w:val="20"/>
+      </w:rPr>
+    </w:lvl>
+    <w:lvl w:ilvl="2" w:tentative="1">
+      <w:start w:val="1"/>
+      <w:numFmt w:val="bullet"/>
+      <w:lvlText w:val=""/>
+      <w:lvlJc w:val="left"/>
+      <w:pPr>
+        <w:tabs>
+          <w:tab w:val="num" w:pos="2160"/>
+        </w:tabs>
+        <w:ind w:left="2160" w:hanging="360"/>
+      </w:pPr>
+      <w:rPr>
+        <w:rFonts w:ascii="Wingdings" w:hAnsi="Wingdings" w:hint="default"/>
+        <w:sz w:val="20"/>
+      </w:rPr>
+    </w:lvl>
+    <w:lvl w:ilvl="3" w:tentative="1">
+      <w:start w:val="1"/>
+      <w:numFmt w:val="bullet"/>
+      <w:lvlText w:val=""/>
+      <w:lvlJc w:val="left"/>
+      <w:pPr>
+        <w:tabs>
+          <w:tab w:val="num" w:pos="2880"/>
+        </w:tabs>
+        <w:ind w:left="2880" w:hanging="360"/>
+      </w:pPr>
+      <w:rPr>
+        <w:rFonts w:ascii="Wingdings" w:hAnsi="Wingdings" w:hint="default"/>
+        <w:sz w:val="20"/>
+      </w:rPr>
+    </w:lvl>
+    <w:lvl w:ilvl="4" w:tentative="1">
+      <w:start w:val="1"/>
+      <w:numFmt w:val="bullet"/>
+      <w:lvlText w:val=""/>
+      <w:lvlJc w:val="left"/>
+      <w:pPr>
+        <w:tabs>
+          <w:tab w:val="num" w:pos="3600"/>
+        </w:tabs>
+        <w:ind w:left="3600" w:hanging="360"/>
+      </w:pPr>
+      <w:rPr>
+        <w:rFonts w:ascii="Wingdings" w:hAnsi="Wingdings" w:hint="default"/>
+        <w:sz w:val="20"/>
+      </w:rPr>
+    </w:lvl>
+    <w:lvl w:ilvl="5" w:tentative="1">
+      <w:start w:val="1"/>
+      <w:numFmt w:val="bullet"/>
+      <w:lvlText w:val=""/>
+      <w:lvlJc w:val="left"/>
+      <w:pPr>
+        <w:tabs>
+          <w:tab w:val="num" w:pos="4320"/>
+        </w:tabs>
+        <w:ind w:left="4320" w:hanging="360"/>
+      </w:pPr>
+      <w:rPr>
+        <w:rFonts w:ascii="Wingdings" w:hAnsi="Wingdings" w:hint="default"/>
+        <w:sz w:val="20"/>
+      </w:rPr>
+    </w:lvl>
+    <w:lvl w:ilvl="6" w:tentative="1">
+      <w:start w:val="1"/>
+      <w:numFmt w:val="bullet"/>
+      <w:lvlText w:val=""/>
+      <w:lvlJc w:val="left"/>
+      <w:pPr>
+        <w:tabs>
+          <w:tab w:val="num" w:pos="5040"/>
+        </w:tabs>
+        <w:ind w:left="5040" w:hanging="360"/>
+      </w:pPr>
+      <w:rPr>
+        <w:rFonts w:ascii="Wingdings" w:hAnsi="Wingdings" w:hint="default"/>
+        <w:sz w:val="20"/>
+      </w:rPr>
+    </w:lvl>
+    <w:lvl w:ilvl="7" w:tentative="1">
+      <w:start w:val="1"/>
+      <w:numFmt w:val="bullet"/>
+      <w:lvlText w:val=""/>
+      <w:lvlJc w:val="left"/>
+      <w:pPr>
+        <w:tabs>
+          <w:tab w:val="num" w:pos="5760"/>
+        </w:tabs>
+        <w:ind w:left="5760" w:hanging="360"/>
+      </w:pPr>
+      <w:rPr>
+        <w:rFonts w:ascii="Wingdings" w:hAnsi="Wingdings" w:hint="default"/>
+        <w:sz w:val="20"/>
+      </w:rPr>
+    </w:lvl>
+    <w:lvl w:ilvl="8" w:tentative="1">
+      <w:start w:val="1"/>
+      <w:numFmt w:val="bullet"/>
+      <w:lvlText w:val=""/>
+      <w:lvlJc w:val="left"/>
+      <w:pPr>
+        <w:tabs>
+          <w:tab w:val="num" w:pos="6480"/>
+        </w:tabs>
+        <w:ind w:left="6480" w:hanging="360"/>
+      </w:pPr>
+      <w:rPr>
+        <w:rFonts w:ascii="Wingdings" w:hAnsi="Wingdings" w:hint="default"/>
+        <w:sz w:val="20"/>
+      </w:rPr>
+    </w:lvl>
+  </w:abstractNum>
   <w:num w:numId="1" w16cid:durableId="2025472158">
+    <w:abstractNumId w:val="3"/>
+  </w:num>
+  <w:num w:numId="2" w16cid:durableId="1848016446">
+    <w:abstractNumId w:val="4"/>
+  </w:num>
+  <w:num w:numId="3" w16cid:durableId="532234397">
+    <w:abstractNumId w:val="5"/>
+  </w:num>
+  <w:num w:numId="4" w16cid:durableId="59989595">
+    <w:abstractNumId w:val="2"/>
+  </w:num>
+  <w:num w:numId="5" w16cid:durableId="136462204">
+    <w:abstractNumId w:val="0"/>
+  </w:num>
+  <w:num w:numId="6" w16cid:durableId="744182148">
     <w:abstractNumId w:val="1"/>
   </w:num>
-  <w:num w:numId="2" w16cid:durableId="1848016446">
-    <w:abstractNumId w:val="2"/>
-  </w:num>
-  <w:num w:numId="3" w16cid:durableId="532234397">
-    <w:abstractNumId w:val="3"/>
-  </w:num>
-  <w:num w:numId="4" w16cid:durableId="59989595">
-    <w:abstractNumId w:val="0"/>
+  <w:num w:numId="7" w16cid:durableId="1830172019">
+    <w:abstractNumId w:val="6"/>
   </w:num>
 </w:numbering>
 </file>
@@ -4121,6 +4890,29 @@
     <w:uiPriority w:val="99"/>
     <w:rsid w:val="00696D5E"/>
   </w:style>
+  <w:style w:type="character" w:styleId="Hyperlink">
+    <w:name w:val="Hyperlink"/>
+    <w:basedOn w:val="DefaultParagraphFont"/>
+    <w:uiPriority w:val="99"/>
+    <w:unhideWhenUsed/>
+    <w:rsid w:val="001E25C4"/>
+    <w:rPr>
+      <w:color w:val="467886" w:themeColor="hyperlink"/>
+      <w:u w:val="single"/>
+    </w:rPr>
+  </w:style>
+  <w:style w:type="character" w:styleId="UnresolvedMention">
+    <w:name w:val="Unresolved Mention"/>
+    <w:basedOn w:val="DefaultParagraphFont"/>
+    <w:uiPriority w:val="99"/>
+    <w:semiHidden/>
+    <w:unhideWhenUsed/>
+    <w:rsid w:val="001E25C4"/>
+    <w:rPr>
+      <w:color w:val="605E5C"/>
+      <w:shd w:val="clear" w:color="auto" w:fill="E1DFDD"/>
+    </w:rPr>
+  </w:style>
 </w:styles>
 </file>
 
